--- a/marketplace_dokumentacija- Nanovije.docx
+++ b/marketplace_dokumentacija- Nanovije.docx
@@ -104,7 +104,7 @@
             </w:rPr>
             <w:fldChar w:fldCharType="separate"/>
           </w:r>
-          <w:hyperlink w:anchor="_Toc227061776" w:history="1">
+          <w:hyperlink w:anchor="_Toc227502034" w:history="1">
             <w:r>
               <w:rPr>
                 <w:rStyle w:val="Hyperlink"/>
@@ -131,7 +131,7 @@
                 <w:noProof/>
                 <w:webHidden/>
               </w:rPr>
-              <w:instrText xml:space="preserve"> PAGEREF _Toc227061776 \h </w:instrText>
+              <w:instrText xml:space="preserve"> PAGEREF _Toc227502034 \h </w:instrText>
             </w:r>
             <w:r>
               <w:rPr>
@@ -177,7 +177,7 @@
               <w14:ligatures w14:val="standardContextual"/>
             </w:rPr>
           </w:pPr>
-          <w:hyperlink w:anchor="_Toc227061777" w:history="1">
+          <w:hyperlink w:anchor="_Toc227502035" w:history="1">
             <w:r>
               <w:rPr>
                 <w:rStyle w:val="Hyperlink"/>
@@ -204,7 +204,7 @@
                 <w:noProof/>
                 <w:webHidden/>
               </w:rPr>
-              <w:instrText xml:space="preserve"> PAGEREF _Toc227061777 \h </w:instrText>
+              <w:instrText xml:space="preserve"> PAGEREF _Toc227502035 \h </w:instrText>
             </w:r>
             <w:r>
               <w:rPr>
@@ -250,7 +250,7 @@
               <w14:ligatures w14:val="standardContextual"/>
             </w:rPr>
           </w:pPr>
-          <w:hyperlink w:anchor="_Toc227061778" w:history="1">
+          <w:hyperlink w:anchor="_Toc227502036" w:history="1">
             <w:r>
               <w:rPr>
                 <w:rStyle w:val="Hyperlink"/>
@@ -277,7 +277,7 @@
                 <w:noProof/>
                 <w:webHidden/>
               </w:rPr>
-              <w:instrText xml:space="preserve"> PAGEREF _Toc227061778 \h </w:instrText>
+              <w:instrText xml:space="preserve"> PAGEREF _Toc227502036 \h </w:instrText>
             </w:r>
             <w:r>
               <w:rPr>
@@ -323,7 +323,7 @@
               <w14:ligatures w14:val="standardContextual"/>
             </w:rPr>
           </w:pPr>
-          <w:hyperlink w:anchor="_Toc227061779" w:history="1">
+          <w:hyperlink w:anchor="_Toc227502037" w:history="1">
             <w:r>
               <w:rPr>
                 <w:rStyle w:val="Hyperlink"/>
@@ -350,7 +350,7 @@
                 <w:noProof/>
                 <w:webHidden/>
               </w:rPr>
-              <w:instrText xml:space="preserve"> PAGEREF _Toc227061779 \h </w:instrText>
+              <w:instrText xml:space="preserve"> PAGEREF _Toc227502037 \h </w:instrText>
             </w:r>
             <w:r>
               <w:rPr>
@@ -396,7 +396,7 @@
               <w14:ligatures w14:val="standardContextual"/>
             </w:rPr>
           </w:pPr>
-          <w:hyperlink w:anchor="_Toc227061780" w:history="1">
+          <w:hyperlink w:anchor="_Toc227502038" w:history="1">
             <w:r>
               <w:rPr>
                 <w:rStyle w:val="Hyperlink"/>
@@ -423,7 +423,7 @@
                 <w:noProof/>
                 <w:webHidden/>
               </w:rPr>
-              <w:instrText xml:space="preserve"> PAGEREF _Toc227061780 \h </w:instrText>
+              <w:instrText xml:space="preserve"> PAGEREF _Toc227502038 \h </w:instrText>
             </w:r>
             <w:r>
               <w:rPr>
@@ -469,7 +469,7 @@
               <w14:ligatures w14:val="standardContextual"/>
             </w:rPr>
           </w:pPr>
-          <w:hyperlink w:anchor="_Toc227061781" w:history="1">
+          <w:hyperlink w:anchor="_Toc227502039" w:history="1">
             <w:r>
               <w:rPr>
                 <w:rStyle w:val="Hyperlink"/>
@@ -496,7 +496,7 @@
                 <w:noProof/>
                 <w:webHidden/>
               </w:rPr>
-              <w:instrText xml:space="preserve"> PAGEREF _Toc227061781 \h </w:instrText>
+              <w:instrText xml:space="preserve"> PAGEREF _Toc227502039 \h </w:instrText>
             </w:r>
             <w:r>
               <w:rPr>
@@ -542,7 +542,7 @@
               <w14:ligatures w14:val="standardContextual"/>
             </w:rPr>
           </w:pPr>
-          <w:hyperlink w:anchor="_Toc227061782" w:history="1">
+          <w:hyperlink w:anchor="_Toc227502040" w:history="1">
             <w:r>
               <w:rPr>
                 <w:rStyle w:val="Hyperlink"/>
@@ -569,7 +569,7 @@
                 <w:noProof/>
                 <w:webHidden/>
               </w:rPr>
-              <w:instrText xml:space="preserve"> PAGEREF _Toc227061782 \h </w:instrText>
+              <w:instrText xml:space="preserve"> PAGEREF _Toc227502040 \h </w:instrText>
             </w:r>
             <w:r>
               <w:rPr>
@@ -615,7 +615,7 @@
               <w14:ligatures w14:val="standardContextual"/>
             </w:rPr>
           </w:pPr>
-          <w:hyperlink w:anchor="_Toc227061783" w:history="1">
+          <w:hyperlink w:anchor="_Toc227502041" w:history="1">
             <w:r>
               <w:rPr>
                 <w:rStyle w:val="Hyperlink"/>
@@ -642,7 +642,7 @@
                 <w:noProof/>
                 <w:webHidden/>
               </w:rPr>
-              <w:instrText xml:space="preserve"> PAGEREF _Toc227061783 \h </w:instrText>
+              <w:instrText xml:space="preserve"> PAGEREF _Toc227502041 \h </w:instrText>
             </w:r>
             <w:r>
               <w:rPr>
@@ -663,6 +663,736 @@
                 <w:webHidden/>
               </w:rPr>
               <w:t>4</w:t>
+            </w:r>
+            <w:r>
+              <w:rPr>
+                <w:noProof/>
+                <w:webHidden/>
+              </w:rPr>
+              <w:fldChar w:fldCharType="end"/>
+            </w:r>
+          </w:hyperlink>
+        </w:p>
+        <w:p>
+          <w:pPr>
+            <w:pStyle w:val="TOC2"/>
+            <w:tabs>
+              <w:tab w:val="right" w:leader="dot" w:pos="9062"/>
+            </w:tabs>
+            <w:rPr>
+              <w:rFonts w:asciiTheme="minorHAnsi" w:eastAsiaTheme="minorEastAsia" w:hAnsiTheme="minorHAnsi" w:cstheme="minorBidi"/>
+              <w:noProof/>
+              <w:kern w:val="2"/>
+              <w:szCs w:val="24"/>
+              <w:lang w:eastAsia="hr-HR"/>
+              <w14:ligatures w14:val="standardContextual"/>
+            </w:rPr>
+          </w:pPr>
+          <w:hyperlink w:anchor="_Toc227502042" w:history="1">
+            <w:r>
+              <w:rPr>
+                <w:rStyle w:val="Hyperlink"/>
+                <w:noProof/>
+              </w:rPr>
+              <w:t>2.3. MODELIRANJE PROCESA</w:t>
+            </w:r>
+            <w:r>
+              <w:rPr>
+                <w:noProof/>
+                <w:webHidden/>
+              </w:rPr>
+              <w:tab/>
+            </w:r>
+            <w:r>
+              <w:rPr>
+                <w:noProof/>
+                <w:webHidden/>
+              </w:rPr>
+              <w:fldChar w:fldCharType="begin"/>
+            </w:r>
+            <w:r>
+              <w:rPr>
+                <w:noProof/>
+                <w:webHidden/>
+              </w:rPr>
+              <w:instrText xml:space="preserve"> PAGEREF _Toc227502042 \h </w:instrText>
+            </w:r>
+            <w:r>
+              <w:rPr>
+                <w:noProof/>
+                <w:webHidden/>
+              </w:rPr>
+            </w:r>
+            <w:r>
+              <w:rPr>
+                <w:noProof/>
+                <w:webHidden/>
+              </w:rPr>
+              <w:fldChar w:fldCharType="separate"/>
+            </w:r>
+            <w:r>
+              <w:rPr>
+                <w:noProof/>
+                <w:webHidden/>
+              </w:rPr>
+              <w:t>6</w:t>
+            </w:r>
+            <w:r>
+              <w:rPr>
+                <w:noProof/>
+                <w:webHidden/>
+              </w:rPr>
+              <w:fldChar w:fldCharType="end"/>
+            </w:r>
+          </w:hyperlink>
+        </w:p>
+        <w:p>
+          <w:pPr>
+            <w:pStyle w:val="TOC3"/>
+            <w:tabs>
+              <w:tab w:val="right" w:leader="dot" w:pos="9062"/>
+            </w:tabs>
+            <w:rPr>
+              <w:rFonts w:asciiTheme="minorHAnsi" w:eastAsiaTheme="minorEastAsia" w:hAnsiTheme="minorHAnsi" w:cstheme="minorBidi"/>
+              <w:noProof/>
+              <w:kern w:val="2"/>
+              <w:szCs w:val="24"/>
+              <w:lang w:eastAsia="hr-HR"/>
+              <w14:ligatures w14:val="standardContextual"/>
+            </w:rPr>
+          </w:pPr>
+          <w:hyperlink w:anchor="_Toc227502043" w:history="1">
+            <w:r>
+              <w:rPr>
+                <w:rStyle w:val="Hyperlink"/>
+                <w:noProof/>
+              </w:rPr>
+              <w:t>2.3.1. DIJAGRAM DEKOMPOZICIJE FUNKCIJA</w:t>
+            </w:r>
+            <w:r>
+              <w:rPr>
+                <w:noProof/>
+                <w:webHidden/>
+              </w:rPr>
+              <w:tab/>
+            </w:r>
+            <w:r>
+              <w:rPr>
+                <w:noProof/>
+                <w:webHidden/>
+              </w:rPr>
+              <w:fldChar w:fldCharType="begin"/>
+            </w:r>
+            <w:r>
+              <w:rPr>
+                <w:noProof/>
+                <w:webHidden/>
+              </w:rPr>
+              <w:instrText xml:space="preserve"> PAGEREF _Toc227502043 \h </w:instrText>
+            </w:r>
+            <w:r>
+              <w:rPr>
+                <w:noProof/>
+                <w:webHidden/>
+              </w:rPr>
+            </w:r>
+            <w:r>
+              <w:rPr>
+                <w:noProof/>
+                <w:webHidden/>
+              </w:rPr>
+              <w:fldChar w:fldCharType="separate"/>
+            </w:r>
+            <w:r>
+              <w:rPr>
+                <w:noProof/>
+                <w:webHidden/>
+              </w:rPr>
+              <w:t>6</w:t>
+            </w:r>
+            <w:r>
+              <w:rPr>
+                <w:noProof/>
+                <w:webHidden/>
+              </w:rPr>
+              <w:fldChar w:fldCharType="end"/>
+            </w:r>
+          </w:hyperlink>
+        </w:p>
+        <w:p>
+          <w:pPr>
+            <w:pStyle w:val="TOC3"/>
+            <w:tabs>
+              <w:tab w:val="right" w:leader="dot" w:pos="9062"/>
+            </w:tabs>
+            <w:rPr>
+              <w:rFonts w:asciiTheme="minorHAnsi" w:eastAsiaTheme="minorEastAsia" w:hAnsiTheme="minorHAnsi" w:cstheme="minorBidi"/>
+              <w:noProof/>
+              <w:kern w:val="2"/>
+              <w:szCs w:val="24"/>
+              <w:lang w:eastAsia="hr-HR"/>
+              <w14:ligatures w14:val="standardContextual"/>
+            </w:rPr>
+          </w:pPr>
+          <w:hyperlink w:anchor="_Toc227502044" w:history="1">
+            <w:r>
+              <w:rPr>
+                <w:rStyle w:val="Hyperlink"/>
+                <w:noProof/>
+              </w:rPr>
+              <w:t>2.3.2. DTP DIJAGRAM</w:t>
+            </w:r>
+            <w:r>
+              <w:rPr>
+                <w:noProof/>
+                <w:webHidden/>
+              </w:rPr>
+              <w:tab/>
+            </w:r>
+            <w:r>
+              <w:rPr>
+                <w:noProof/>
+                <w:webHidden/>
+              </w:rPr>
+              <w:fldChar w:fldCharType="begin"/>
+            </w:r>
+            <w:r>
+              <w:rPr>
+                <w:noProof/>
+                <w:webHidden/>
+              </w:rPr>
+              <w:instrText xml:space="preserve"> PAGEREF _Toc227502044 \h </w:instrText>
+            </w:r>
+            <w:r>
+              <w:rPr>
+                <w:noProof/>
+                <w:webHidden/>
+              </w:rPr>
+            </w:r>
+            <w:r>
+              <w:rPr>
+                <w:noProof/>
+                <w:webHidden/>
+              </w:rPr>
+              <w:fldChar w:fldCharType="separate"/>
+            </w:r>
+            <w:r>
+              <w:rPr>
+                <w:noProof/>
+                <w:webHidden/>
+              </w:rPr>
+              <w:t>7</w:t>
+            </w:r>
+            <w:r>
+              <w:rPr>
+                <w:noProof/>
+                <w:webHidden/>
+              </w:rPr>
+              <w:fldChar w:fldCharType="end"/>
+            </w:r>
+          </w:hyperlink>
+        </w:p>
+        <w:p>
+          <w:pPr>
+            <w:pStyle w:val="TOC3"/>
+            <w:tabs>
+              <w:tab w:val="right" w:leader="dot" w:pos="9062"/>
+            </w:tabs>
+            <w:rPr>
+              <w:rFonts w:asciiTheme="minorHAnsi" w:eastAsiaTheme="minorEastAsia" w:hAnsiTheme="minorHAnsi" w:cstheme="minorBidi"/>
+              <w:noProof/>
+              <w:kern w:val="2"/>
+              <w:szCs w:val="24"/>
+              <w:lang w:eastAsia="hr-HR"/>
+              <w14:ligatures w14:val="standardContextual"/>
+            </w:rPr>
+          </w:pPr>
+          <w:hyperlink w:anchor="_Toc227502045" w:history="1">
+            <w:r>
+              <w:rPr>
+                <w:rStyle w:val="Hyperlink"/>
+                <w:noProof/>
+              </w:rPr>
+              <w:t>2.3.3. DTP NULTE RAZINE</w:t>
+            </w:r>
+            <w:r>
+              <w:rPr>
+                <w:noProof/>
+                <w:webHidden/>
+              </w:rPr>
+              <w:tab/>
+            </w:r>
+            <w:r>
+              <w:rPr>
+                <w:noProof/>
+                <w:webHidden/>
+              </w:rPr>
+              <w:fldChar w:fldCharType="begin"/>
+            </w:r>
+            <w:r>
+              <w:rPr>
+                <w:noProof/>
+                <w:webHidden/>
+              </w:rPr>
+              <w:instrText xml:space="preserve"> PAGEREF _Toc227502045 \h </w:instrText>
+            </w:r>
+            <w:r>
+              <w:rPr>
+                <w:noProof/>
+                <w:webHidden/>
+              </w:rPr>
+            </w:r>
+            <w:r>
+              <w:rPr>
+                <w:noProof/>
+                <w:webHidden/>
+              </w:rPr>
+              <w:fldChar w:fldCharType="separate"/>
+            </w:r>
+            <w:r>
+              <w:rPr>
+                <w:noProof/>
+                <w:webHidden/>
+              </w:rPr>
+              <w:t>8</w:t>
+            </w:r>
+            <w:r>
+              <w:rPr>
+                <w:noProof/>
+                <w:webHidden/>
+              </w:rPr>
+              <w:fldChar w:fldCharType="end"/>
+            </w:r>
+          </w:hyperlink>
+        </w:p>
+        <w:p>
+          <w:pPr>
+            <w:pStyle w:val="TOC3"/>
+            <w:tabs>
+              <w:tab w:val="right" w:leader="dot" w:pos="9062"/>
+            </w:tabs>
+            <w:rPr>
+              <w:rFonts w:asciiTheme="minorHAnsi" w:eastAsiaTheme="minorEastAsia" w:hAnsiTheme="minorHAnsi" w:cstheme="minorBidi"/>
+              <w:noProof/>
+              <w:kern w:val="2"/>
+              <w:szCs w:val="24"/>
+              <w:lang w:eastAsia="hr-HR"/>
+              <w14:ligatures w14:val="standardContextual"/>
+            </w:rPr>
+          </w:pPr>
+          <w:hyperlink w:anchor="_Toc227502046" w:history="1">
+            <w:r>
+              <w:rPr>
+                <w:rStyle w:val="Hyperlink"/>
+                <w:noProof/>
+              </w:rPr>
+              <w:t>2.3.4. DTP PRVE RAZINE</w:t>
+            </w:r>
+            <w:r>
+              <w:rPr>
+                <w:noProof/>
+                <w:webHidden/>
+              </w:rPr>
+              <w:tab/>
+            </w:r>
+            <w:r>
+              <w:rPr>
+                <w:noProof/>
+                <w:webHidden/>
+              </w:rPr>
+              <w:fldChar w:fldCharType="begin"/>
+            </w:r>
+            <w:r>
+              <w:rPr>
+                <w:noProof/>
+                <w:webHidden/>
+              </w:rPr>
+              <w:instrText xml:space="preserve"> PAGEREF _Toc227502046 \h </w:instrText>
+            </w:r>
+            <w:r>
+              <w:rPr>
+                <w:noProof/>
+                <w:webHidden/>
+              </w:rPr>
+            </w:r>
+            <w:r>
+              <w:rPr>
+                <w:noProof/>
+                <w:webHidden/>
+              </w:rPr>
+              <w:fldChar w:fldCharType="separate"/>
+            </w:r>
+            <w:r>
+              <w:rPr>
+                <w:noProof/>
+                <w:webHidden/>
+              </w:rPr>
+              <w:t>9</w:t>
+            </w:r>
+            <w:r>
+              <w:rPr>
+                <w:noProof/>
+                <w:webHidden/>
+              </w:rPr>
+              <w:fldChar w:fldCharType="end"/>
+            </w:r>
+          </w:hyperlink>
+        </w:p>
+        <w:p>
+          <w:pPr>
+            <w:pStyle w:val="TOC2"/>
+            <w:tabs>
+              <w:tab w:val="right" w:leader="dot" w:pos="9062"/>
+            </w:tabs>
+            <w:rPr>
+              <w:rFonts w:asciiTheme="minorHAnsi" w:eastAsiaTheme="minorEastAsia" w:hAnsiTheme="minorHAnsi" w:cstheme="minorBidi"/>
+              <w:noProof/>
+              <w:kern w:val="2"/>
+              <w:szCs w:val="24"/>
+              <w:lang w:eastAsia="hr-HR"/>
+              <w14:ligatures w14:val="standardContextual"/>
+            </w:rPr>
+          </w:pPr>
+          <w:hyperlink w:anchor="_Toc227502047" w:history="1">
+            <w:r>
+              <w:rPr>
+                <w:rStyle w:val="Hyperlink"/>
+                <w:noProof/>
+              </w:rPr>
+              <w:t>2.4. Dokumenti tokova podataka</w:t>
+            </w:r>
+            <w:r>
+              <w:rPr>
+                <w:noProof/>
+                <w:webHidden/>
+              </w:rPr>
+              <w:tab/>
+            </w:r>
+            <w:r>
+              <w:rPr>
+                <w:noProof/>
+                <w:webHidden/>
+              </w:rPr>
+              <w:fldChar w:fldCharType="begin"/>
+            </w:r>
+            <w:r>
+              <w:rPr>
+                <w:noProof/>
+                <w:webHidden/>
+              </w:rPr>
+              <w:instrText xml:space="preserve"> PAGEREF _Toc227502047 \h </w:instrText>
+            </w:r>
+            <w:r>
+              <w:rPr>
+                <w:noProof/>
+                <w:webHidden/>
+              </w:rPr>
+            </w:r>
+            <w:r>
+              <w:rPr>
+                <w:noProof/>
+                <w:webHidden/>
+              </w:rPr>
+              <w:fldChar w:fldCharType="separate"/>
+            </w:r>
+            <w:r>
+              <w:rPr>
+                <w:noProof/>
+                <w:webHidden/>
+              </w:rPr>
+              <w:t>11</w:t>
+            </w:r>
+            <w:r>
+              <w:rPr>
+                <w:noProof/>
+                <w:webHidden/>
+              </w:rPr>
+              <w:fldChar w:fldCharType="end"/>
+            </w:r>
+          </w:hyperlink>
+        </w:p>
+        <w:p>
+          <w:pPr>
+            <w:pStyle w:val="TOC2"/>
+            <w:tabs>
+              <w:tab w:val="right" w:leader="dot" w:pos="9062"/>
+            </w:tabs>
+            <w:rPr>
+              <w:rFonts w:asciiTheme="minorHAnsi" w:eastAsiaTheme="minorEastAsia" w:hAnsiTheme="minorHAnsi" w:cstheme="minorBidi"/>
+              <w:noProof/>
+              <w:kern w:val="2"/>
+              <w:szCs w:val="24"/>
+              <w:lang w:eastAsia="hr-HR"/>
+              <w14:ligatures w14:val="standardContextual"/>
+            </w:rPr>
+          </w:pPr>
+          <w:hyperlink w:anchor="_Toc227502048" w:history="1">
+            <w:r>
+              <w:rPr>
+                <w:rStyle w:val="Hyperlink"/>
+                <w:noProof/>
+              </w:rPr>
+              <w:t>2.5. Tablični opis tokova podataka</w:t>
+            </w:r>
+            <w:r>
+              <w:rPr>
+                <w:noProof/>
+                <w:webHidden/>
+              </w:rPr>
+              <w:tab/>
+            </w:r>
+            <w:r>
+              <w:rPr>
+                <w:noProof/>
+                <w:webHidden/>
+              </w:rPr>
+              <w:fldChar w:fldCharType="begin"/>
+            </w:r>
+            <w:r>
+              <w:rPr>
+                <w:noProof/>
+                <w:webHidden/>
+              </w:rPr>
+              <w:instrText xml:space="preserve"> PAGEREF _Toc227502048 \h </w:instrText>
+            </w:r>
+            <w:r>
+              <w:rPr>
+                <w:noProof/>
+                <w:webHidden/>
+              </w:rPr>
+            </w:r>
+            <w:r>
+              <w:rPr>
+                <w:noProof/>
+                <w:webHidden/>
+              </w:rPr>
+              <w:fldChar w:fldCharType="separate"/>
+            </w:r>
+            <w:r>
+              <w:rPr>
+                <w:noProof/>
+                <w:webHidden/>
+              </w:rPr>
+              <w:t>20</w:t>
+            </w:r>
+            <w:r>
+              <w:rPr>
+                <w:noProof/>
+                <w:webHidden/>
+              </w:rPr>
+              <w:fldChar w:fldCharType="end"/>
+            </w:r>
+          </w:hyperlink>
+        </w:p>
+        <w:p>
+          <w:pPr>
+            <w:pStyle w:val="TOC2"/>
+            <w:tabs>
+              <w:tab w:val="right" w:leader="dot" w:pos="9062"/>
+            </w:tabs>
+            <w:rPr>
+              <w:rFonts w:asciiTheme="minorHAnsi" w:eastAsiaTheme="minorEastAsia" w:hAnsiTheme="minorHAnsi" w:cstheme="minorBidi"/>
+              <w:noProof/>
+              <w:kern w:val="2"/>
+              <w:szCs w:val="24"/>
+              <w:lang w:eastAsia="hr-HR"/>
+              <w14:ligatures w14:val="standardContextual"/>
+            </w:rPr>
+          </w:pPr>
+          <w:hyperlink w:anchor="_Toc227502049" w:history="1">
+            <w:r>
+              <w:rPr>
+                <w:rStyle w:val="Hyperlink"/>
+                <w:noProof/>
+              </w:rPr>
+              <w:t>2.6. UML dijagrami</w:t>
+            </w:r>
+            <w:r>
+              <w:rPr>
+                <w:noProof/>
+                <w:webHidden/>
+              </w:rPr>
+              <w:tab/>
+            </w:r>
+            <w:r>
+              <w:rPr>
+                <w:noProof/>
+                <w:webHidden/>
+              </w:rPr>
+              <w:fldChar w:fldCharType="begin"/>
+            </w:r>
+            <w:r>
+              <w:rPr>
+                <w:noProof/>
+                <w:webHidden/>
+              </w:rPr>
+              <w:instrText xml:space="preserve"> PAGEREF _Toc227502049 \h </w:instrText>
+            </w:r>
+            <w:r>
+              <w:rPr>
+                <w:noProof/>
+                <w:webHidden/>
+              </w:rPr>
+            </w:r>
+            <w:r>
+              <w:rPr>
+                <w:noProof/>
+                <w:webHidden/>
+              </w:rPr>
+              <w:fldChar w:fldCharType="separate"/>
+            </w:r>
+            <w:r>
+              <w:rPr>
+                <w:noProof/>
+                <w:webHidden/>
+              </w:rPr>
+              <w:t>21</w:t>
+            </w:r>
+            <w:r>
+              <w:rPr>
+                <w:noProof/>
+                <w:webHidden/>
+              </w:rPr>
+              <w:fldChar w:fldCharType="end"/>
+            </w:r>
+          </w:hyperlink>
+        </w:p>
+        <w:p>
+          <w:pPr>
+            <w:pStyle w:val="TOC3"/>
+            <w:tabs>
+              <w:tab w:val="right" w:leader="dot" w:pos="9062"/>
+            </w:tabs>
+            <w:rPr>
+              <w:rFonts w:asciiTheme="minorHAnsi" w:eastAsiaTheme="minorEastAsia" w:hAnsiTheme="minorHAnsi" w:cstheme="minorBidi"/>
+              <w:noProof/>
+              <w:kern w:val="2"/>
+              <w:szCs w:val="24"/>
+              <w:lang w:eastAsia="hr-HR"/>
+              <w14:ligatures w14:val="standardContextual"/>
+            </w:rPr>
+          </w:pPr>
+          <w:hyperlink w:anchor="_Toc227502050" w:history="1">
+            <w:r>
+              <w:rPr>
+                <w:rStyle w:val="Hyperlink"/>
+                <w:noProof/>
+              </w:rPr>
+              <w:t>2.6.1. Dijagram uporabe</w:t>
+            </w:r>
+            <w:r>
+              <w:rPr>
+                <w:noProof/>
+                <w:webHidden/>
+              </w:rPr>
+              <w:tab/>
+            </w:r>
+            <w:r>
+              <w:rPr>
+                <w:noProof/>
+                <w:webHidden/>
+              </w:rPr>
+              <w:fldChar w:fldCharType="begin"/>
+            </w:r>
+            <w:r>
+              <w:rPr>
+                <w:noProof/>
+                <w:webHidden/>
+              </w:rPr>
+              <w:instrText xml:space="preserve"> PAGEREF _Toc227502050 \h </w:instrText>
+            </w:r>
+            <w:r>
+              <w:rPr>
+                <w:noProof/>
+                <w:webHidden/>
+              </w:rPr>
+            </w:r>
+            <w:r>
+              <w:rPr>
+                <w:noProof/>
+                <w:webHidden/>
+              </w:rPr>
+              <w:fldChar w:fldCharType="separate"/>
+            </w:r>
+            <w:r>
+              <w:rPr>
+                <w:noProof/>
+                <w:webHidden/>
+              </w:rPr>
+              <w:t>21</w:t>
+            </w:r>
+            <w:r>
+              <w:rPr>
+                <w:noProof/>
+                <w:webHidden/>
+              </w:rPr>
+              <w:fldChar w:fldCharType="end"/>
+            </w:r>
+          </w:hyperlink>
+        </w:p>
+        <w:p>
+          <w:pPr>
+            <w:pStyle w:val="TOC3"/>
+            <w:tabs>
+              <w:tab w:val="right" w:leader="dot" w:pos="9062"/>
+            </w:tabs>
+            <w:rPr>
+              <w:rFonts w:asciiTheme="minorHAnsi" w:eastAsiaTheme="minorEastAsia" w:hAnsiTheme="minorHAnsi" w:cstheme="minorBidi"/>
+              <w:noProof/>
+              <w:kern w:val="2"/>
+              <w:szCs w:val="24"/>
+              <w:lang w:eastAsia="hr-HR"/>
+              <w14:ligatures w14:val="standardContextual"/>
+            </w:rPr>
+          </w:pPr>
+          <w:hyperlink w:anchor="_Toc227502051" w:history="1">
+            <w:r>
+              <w:rPr>
+                <w:rStyle w:val="Hyperlink"/>
+                <w:noProof/>
+              </w:rPr>
+              <w:t>2.6.2. Dijagram aktivnosti</w:t>
+            </w:r>
+            <w:r>
+              <w:rPr>
+                <w:noProof/>
+                <w:webHidden/>
+              </w:rPr>
+              <w:tab/>
+            </w:r>
+            <w:r>
+              <w:rPr>
+                <w:noProof/>
+                <w:webHidden/>
+              </w:rPr>
+              <w:fldChar w:fldCharType="begin"/>
+            </w:r>
+            <w:r>
+              <w:rPr>
+                <w:noProof/>
+                <w:webHidden/>
+              </w:rPr>
+              <w:instrText xml:space="preserve"> PAGEREF _Toc227502051 \h </w:instrText>
+            </w:r>
+            <w:r>
+              <w:rPr>
+                <w:noProof/>
+                <w:webHidden/>
+              </w:rPr>
+            </w:r>
+            <w:r>
+              <w:rPr>
+                <w:noProof/>
+                <w:webHidden/>
+              </w:rPr>
+              <w:fldChar w:fldCharType="separate"/>
+            </w:r>
+            <w:r>
+              <w:rPr>
+                <w:noProof/>
+                <w:webHidden/>
+              </w:rPr>
+              <w:t>22</w:t>
             </w:r>
             <w:r>
               <w:rPr>
@@ -688,13 +1418,13 @@
               <w14:ligatures w14:val="standardContextual"/>
             </w:rPr>
           </w:pPr>
-          <w:hyperlink w:anchor="_Toc227061784" w:history="1">
+          <w:hyperlink w:anchor="_Toc227502052" w:history="1">
             <w:r>
               <w:rPr>
                 <w:rStyle w:val="Hyperlink"/>
                 <w:noProof/>
               </w:rPr>
-              <w:t>3. MODELIRANJE PROCESA</w:t>
+              <w:t>3. MODELIRANJE PODATAKA</w:t>
             </w:r>
             <w:r>
               <w:rPr>
@@ -715,7 +1445,7 @@
                 <w:noProof/>
                 <w:webHidden/>
               </w:rPr>
-              <w:instrText xml:space="preserve"> PAGEREF _Toc227061784 \h </w:instrText>
+              <w:instrText xml:space="preserve"> PAGEREF _Toc227502052 \h </w:instrText>
             </w:r>
             <w:r>
               <w:rPr>
@@ -735,7 +1465,7 @@
                 <w:noProof/>
                 <w:webHidden/>
               </w:rPr>
-              <w:t>6</w:t>
+              <w:t>23</w:t>
             </w:r>
             <w:r>
               <w:rPr>
@@ -761,13 +1491,13 @@
               <w14:ligatures w14:val="standardContextual"/>
             </w:rPr>
           </w:pPr>
-          <w:hyperlink w:anchor="_Toc227061785" w:history="1">
+          <w:hyperlink w:anchor="_Toc227502053" w:history="1">
             <w:r>
               <w:rPr>
                 <w:rStyle w:val="Hyperlink"/>
                 <w:noProof/>
               </w:rPr>
-              <w:t>3.1. DIJAGRAM DEKOMPOZICIJE FUNKCIJA</w:t>
+              <w:t>3.1. EV MODEL</w:t>
             </w:r>
             <w:r>
               <w:rPr>
@@ -788,7 +1518,7 @@
                 <w:noProof/>
                 <w:webHidden/>
               </w:rPr>
-              <w:instrText xml:space="preserve"> PAGEREF _Toc227061785 \h </w:instrText>
+              <w:instrText xml:space="preserve"> PAGEREF _Toc227502053 \h </w:instrText>
             </w:r>
             <w:r>
               <w:rPr>
@@ -808,7 +1538,7 @@
                 <w:noProof/>
                 <w:webHidden/>
               </w:rPr>
-              <w:t>6</w:t>
+              <w:t>23</w:t>
             </w:r>
             <w:r>
               <w:rPr>
@@ -834,13 +1564,13 @@
               <w14:ligatures w14:val="standardContextual"/>
             </w:rPr>
           </w:pPr>
-          <w:hyperlink w:anchor="_Toc227061786" w:history="1">
+          <w:hyperlink w:anchor="_Toc227502054" w:history="1">
             <w:r>
               <w:rPr>
                 <w:rStyle w:val="Hyperlink"/>
                 <w:noProof/>
               </w:rPr>
-              <w:t>3.2. DTP DIJAGRAM</w:t>
+              <w:t>3.2. OPIS EV MODELA</w:t>
             </w:r>
             <w:r>
               <w:rPr>
@@ -861,7 +1591,7 @@
                 <w:noProof/>
                 <w:webHidden/>
               </w:rPr>
-              <w:instrText xml:space="preserve"> PAGEREF _Toc227061786 \h </w:instrText>
+              <w:instrText xml:space="preserve"> PAGEREF _Toc227502054 \h </w:instrText>
             </w:r>
             <w:r>
               <w:rPr>
@@ -881,7 +1611,7 @@
                 <w:noProof/>
                 <w:webHidden/>
               </w:rPr>
-              <w:t>7</w:t>
+              <w:t>23</w:t>
             </w:r>
             <w:r>
               <w:rPr>
@@ -907,13 +1637,13 @@
               <w14:ligatures w14:val="standardContextual"/>
             </w:rPr>
           </w:pPr>
-          <w:hyperlink w:anchor="_Toc227061787" w:history="1">
+          <w:hyperlink w:anchor="_Toc227502055" w:history="1">
             <w:r>
               <w:rPr>
                 <w:rStyle w:val="Hyperlink"/>
                 <w:noProof/>
               </w:rPr>
-              <w:t>3.3. DTP NULTE RAZINE</w:t>
+              <w:t>3.3. RELACIJSKI MODEL</w:t>
             </w:r>
             <w:r>
               <w:rPr>
@@ -934,7 +1664,7 @@
                 <w:noProof/>
                 <w:webHidden/>
               </w:rPr>
-              <w:instrText xml:space="preserve"> PAGEREF _Toc227061787 \h </w:instrText>
+              <w:instrText xml:space="preserve"> PAGEREF _Toc227502055 \h </w:instrText>
             </w:r>
             <w:r>
               <w:rPr>
@@ -954,518 +1684,7 @@
                 <w:noProof/>
                 <w:webHidden/>
               </w:rPr>
-              <w:t>8</w:t>
-            </w:r>
-            <w:r>
-              <w:rPr>
-                <w:noProof/>
-                <w:webHidden/>
-              </w:rPr>
-              <w:fldChar w:fldCharType="end"/>
-            </w:r>
-          </w:hyperlink>
-        </w:p>
-        <w:p>
-          <w:pPr>
-            <w:pStyle w:val="TOC2"/>
-            <w:tabs>
-              <w:tab w:val="right" w:leader="dot" w:pos="9062"/>
-            </w:tabs>
-            <w:rPr>
-              <w:rFonts w:asciiTheme="minorHAnsi" w:eastAsiaTheme="minorEastAsia" w:hAnsiTheme="minorHAnsi" w:cstheme="minorBidi"/>
-              <w:noProof/>
-              <w:kern w:val="2"/>
-              <w:szCs w:val="24"/>
-              <w:lang w:eastAsia="hr-HR"/>
-              <w14:ligatures w14:val="standardContextual"/>
-            </w:rPr>
-          </w:pPr>
-          <w:hyperlink w:anchor="_Toc227061788" w:history="1">
-            <w:r>
-              <w:rPr>
-                <w:rStyle w:val="Hyperlink"/>
-                <w:noProof/>
-              </w:rPr>
-              <w:t>3.4. DTP PRVE RAZINE</w:t>
-            </w:r>
-            <w:r>
-              <w:rPr>
-                <w:noProof/>
-                <w:webHidden/>
-              </w:rPr>
-              <w:tab/>
-            </w:r>
-            <w:r>
-              <w:rPr>
-                <w:noProof/>
-                <w:webHidden/>
-              </w:rPr>
-              <w:fldChar w:fldCharType="begin"/>
-            </w:r>
-            <w:r>
-              <w:rPr>
-                <w:noProof/>
-                <w:webHidden/>
-              </w:rPr>
-              <w:instrText xml:space="preserve"> PAGEREF _Toc227061788 \h </w:instrText>
-            </w:r>
-            <w:r>
-              <w:rPr>
-                <w:noProof/>
-                <w:webHidden/>
-              </w:rPr>
-            </w:r>
-            <w:r>
-              <w:rPr>
-                <w:noProof/>
-                <w:webHidden/>
-              </w:rPr>
-              <w:fldChar w:fldCharType="separate"/>
-            </w:r>
-            <w:r>
-              <w:rPr>
-                <w:noProof/>
-                <w:webHidden/>
-              </w:rPr>
-              <w:t>9</w:t>
-            </w:r>
-            <w:r>
-              <w:rPr>
-                <w:noProof/>
-                <w:webHidden/>
-              </w:rPr>
-              <w:fldChar w:fldCharType="end"/>
-            </w:r>
-          </w:hyperlink>
-        </w:p>
-        <w:p>
-          <w:pPr>
-            <w:pStyle w:val="TOC2"/>
-            <w:tabs>
-              <w:tab w:val="right" w:leader="dot" w:pos="9062"/>
-            </w:tabs>
-            <w:rPr>
-              <w:rFonts w:asciiTheme="minorHAnsi" w:eastAsiaTheme="minorEastAsia" w:hAnsiTheme="minorHAnsi" w:cstheme="minorBidi"/>
-              <w:noProof/>
-              <w:kern w:val="2"/>
-              <w:szCs w:val="24"/>
-              <w:lang w:eastAsia="hr-HR"/>
-              <w14:ligatures w14:val="standardContextual"/>
-            </w:rPr>
-          </w:pPr>
-          <w:hyperlink w:anchor="_Toc227061789" w:history="1">
-            <w:r>
-              <w:rPr>
-                <w:rStyle w:val="Hyperlink"/>
-                <w:noProof/>
-              </w:rPr>
-              <w:t>3.5. Dokumenti tokova podataka</w:t>
-            </w:r>
-            <w:r>
-              <w:rPr>
-                <w:noProof/>
-                <w:webHidden/>
-              </w:rPr>
-              <w:tab/>
-            </w:r>
-            <w:r>
-              <w:rPr>
-                <w:noProof/>
-                <w:webHidden/>
-              </w:rPr>
-              <w:fldChar w:fldCharType="begin"/>
-            </w:r>
-            <w:r>
-              <w:rPr>
-                <w:noProof/>
-                <w:webHidden/>
-              </w:rPr>
-              <w:instrText xml:space="preserve"> PAGEREF _Toc227061789 \h </w:instrText>
-            </w:r>
-            <w:r>
-              <w:rPr>
-                <w:noProof/>
-                <w:webHidden/>
-              </w:rPr>
-            </w:r>
-            <w:r>
-              <w:rPr>
-                <w:noProof/>
-                <w:webHidden/>
-              </w:rPr>
-              <w:fldChar w:fldCharType="separate"/>
-            </w:r>
-            <w:r>
-              <w:rPr>
-                <w:noProof/>
-                <w:webHidden/>
-              </w:rPr>
-              <w:t>11</w:t>
-            </w:r>
-            <w:r>
-              <w:rPr>
-                <w:noProof/>
-                <w:webHidden/>
-              </w:rPr>
-              <w:fldChar w:fldCharType="end"/>
-            </w:r>
-          </w:hyperlink>
-        </w:p>
-        <w:p>
-          <w:pPr>
-            <w:pStyle w:val="TOC2"/>
-            <w:tabs>
-              <w:tab w:val="right" w:leader="dot" w:pos="9062"/>
-            </w:tabs>
-            <w:rPr>
-              <w:rFonts w:asciiTheme="minorHAnsi" w:eastAsiaTheme="minorEastAsia" w:hAnsiTheme="minorHAnsi" w:cstheme="minorBidi"/>
-              <w:noProof/>
-              <w:kern w:val="2"/>
-              <w:szCs w:val="24"/>
-              <w:lang w:eastAsia="hr-HR"/>
-              <w14:ligatures w14:val="standardContextual"/>
-            </w:rPr>
-          </w:pPr>
-          <w:hyperlink w:anchor="_Toc227061790" w:history="1">
-            <w:r>
-              <w:rPr>
-                <w:rStyle w:val="Hyperlink"/>
-                <w:noProof/>
-              </w:rPr>
-              <w:t>3.6. Tablični opis tokova podataka</w:t>
-            </w:r>
-            <w:r>
-              <w:rPr>
-                <w:noProof/>
-                <w:webHidden/>
-              </w:rPr>
-              <w:tab/>
-            </w:r>
-            <w:r>
-              <w:rPr>
-                <w:noProof/>
-                <w:webHidden/>
-              </w:rPr>
-              <w:fldChar w:fldCharType="begin"/>
-            </w:r>
-            <w:r>
-              <w:rPr>
-                <w:noProof/>
-                <w:webHidden/>
-              </w:rPr>
-              <w:instrText xml:space="preserve"> PAGEREF _Toc227061790 \h </w:instrText>
-            </w:r>
-            <w:r>
-              <w:rPr>
-                <w:noProof/>
-                <w:webHidden/>
-              </w:rPr>
-            </w:r>
-            <w:r>
-              <w:rPr>
-                <w:noProof/>
-                <w:webHidden/>
-              </w:rPr>
-              <w:fldChar w:fldCharType="separate"/>
-            </w:r>
-            <w:r>
-              <w:rPr>
-                <w:noProof/>
-                <w:webHidden/>
-              </w:rPr>
-              <w:t>20</w:t>
-            </w:r>
-            <w:r>
-              <w:rPr>
-                <w:noProof/>
-                <w:webHidden/>
-              </w:rPr>
-              <w:fldChar w:fldCharType="end"/>
-            </w:r>
-          </w:hyperlink>
-        </w:p>
-        <w:p>
-          <w:pPr>
-            <w:pStyle w:val="TOC1"/>
-            <w:tabs>
-              <w:tab w:val="right" w:leader="dot" w:pos="9062"/>
-            </w:tabs>
-            <w:rPr>
-              <w:rFonts w:asciiTheme="minorHAnsi" w:eastAsiaTheme="minorEastAsia" w:hAnsiTheme="minorHAnsi" w:cstheme="minorBidi"/>
-              <w:noProof/>
-              <w:kern w:val="2"/>
-              <w:szCs w:val="24"/>
-              <w:lang w:eastAsia="hr-HR"/>
-              <w14:ligatures w14:val="standardContextual"/>
-            </w:rPr>
-          </w:pPr>
-          <w:hyperlink w:anchor="_Toc227061791" w:history="1">
-            <w:r>
-              <w:rPr>
-                <w:rStyle w:val="Hyperlink"/>
-                <w:noProof/>
-              </w:rPr>
-              <w:t>4. MODELIRANJE PODATAKA</w:t>
-            </w:r>
-            <w:r>
-              <w:rPr>
-                <w:noProof/>
-                <w:webHidden/>
-              </w:rPr>
-              <w:tab/>
-            </w:r>
-            <w:r>
-              <w:rPr>
-                <w:noProof/>
-                <w:webHidden/>
-              </w:rPr>
-              <w:fldChar w:fldCharType="begin"/>
-            </w:r>
-            <w:r>
-              <w:rPr>
-                <w:noProof/>
-                <w:webHidden/>
-              </w:rPr>
-              <w:instrText xml:space="preserve"> PAGEREF _Toc227061791 \h </w:instrText>
-            </w:r>
-            <w:r>
-              <w:rPr>
-                <w:noProof/>
-                <w:webHidden/>
-              </w:rPr>
-            </w:r>
-            <w:r>
-              <w:rPr>
-                <w:noProof/>
-                <w:webHidden/>
-              </w:rPr>
-              <w:fldChar w:fldCharType="separate"/>
-            </w:r>
-            <w:r>
-              <w:rPr>
-                <w:noProof/>
-                <w:webHidden/>
-              </w:rPr>
-              <w:t>22</w:t>
-            </w:r>
-            <w:r>
-              <w:rPr>
-                <w:noProof/>
-                <w:webHidden/>
-              </w:rPr>
-              <w:fldChar w:fldCharType="end"/>
-            </w:r>
-          </w:hyperlink>
-        </w:p>
-        <w:p>
-          <w:pPr>
-            <w:pStyle w:val="TOC2"/>
-            <w:tabs>
-              <w:tab w:val="right" w:leader="dot" w:pos="9062"/>
-            </w:tabs>
-            <w:rPr>
-              <w:rFonts w:asciiTheme="minorHAnsi" w:eastAsiaTheme="minorEastAsia" w:hAnsiTheme="minorHAnsi" w:cstheme="minorBidi"/>
-              <w:noProof/>
-              <w:kern w:val="2"/>
-              <w:szCs w:val="24"/>
-              <w:lang w:eastAsia="hr-HR"/>
-              <w14:ligatures w14:val="standardContextual"/>
-            </w:rPr>
-          </w:pPr>
-          <w:hyperlink w:anchor="_Toc227061792" w:history="1">
-            <w:r>
-              <w:rPr>
-                <w:rStyle w:val="Hyperlink"/>
-                <w:noProof/>
-              </w:rPr>
-              <w:t>4.1. EV MODEL</w:t>
-            </w:r>
-            <w:r>
-              <w:rPr>
-                <w:noProof/>
-                <w:webHidden/>
-              </w:rPr>
-              <w:tab/>
-            </w:r>
-            <w:r>
-              <w:rPr>
-                <w:noProof/>
-                <w:webHidden/>
-              </w:rPr>
-              <w:fldChar w:fldCharType="begin"/>
-            </w:r>
-            <w:r>
-              <w:rPr>
-                <w:noProof/>
-                <w:webHidden/>
-              </w:rPr>
-              <w:instrText xml:space="preserve"> PAGEREF _Toc227061792 \h </w:instrText>
-            </w:r>
-            <w:r>
-              <w:rPr>
-                <w:noProof/>
-                <w:webHidden/>
-              </w:rPr>
-            </w:r>
-            <w:r>
-              <w:rPr>
-                <w:noProof/>
-                <w:webHidden/>
-              </w:rPr>
-              <w:fldChar w:fldCharType="separate"/>
-            </w:r>
-            <w:r>
-              <w:rPr>
-                <w:noProof/>
-                <w:webHidden/>
-              </w:rPr>
-              <w:t>22</w:t>
-            </w:r>
-            <w:r>
-              <w:rPr>
-                <w:noProof/>
-                <w:webHidden/>
-              </w:rPr>
-              <w:fldChar w:fldCharType="end"/>
-            </w:r>
-          </w:hyperlink>
-        </w:p>
-        <w:p>
-          <w:pPr>
-            <w:pStyle w:val="TOC2"/>
-            <w:tabs>
-              <w:tab w:val="right" w:leader="dot" w:pos="9062"/>
-            </w:tabs>
-            <w:rPr>
-              <w:rFonts w:asciiTheme="minorHAnsi" w:eastAsiaTheme="minorEastAsia" w:hAnsiTheme="minorHAnsi" w:cstheme="minorBidi"/>
-              <w:noProof/>
-              <w:kern w:val="2"/>
-              <w:szCs w:val="24"/>
-              <w:lang w:eastAsia="hr-HR"/>
-              <w14:ligatures w14:val="standardContextual"/>
-            </w:rPr>
-          </w:pPr>
-          <w:hyperlink w:anchor="_Toc227061793" w:history="1">
-            <w:r>
-              <w:rPr>
-                <w:rStyle w:val="Hyperlink"/>
-                <w:noProof/>
-              </w:rPr>
-              <w:t>4.2. OPIS EV MODELA</w:t>
-            </w:r>
-            <w:r>
-              <w:rPr>
-                <w:noProof/>
-                <w:webHidden/>
-              </w:rPr>
-              <w:tab/>
-            </w:r>
-            <w:r>
-              <w:rPr>
-                <w:noProof/>
-                <w:webHidden/>
-              </w:rPr>
-              <w:fldChar w:fldCharType="begin"/>
-            </w:r>
-            <w:r>
-              <w:rPr>
-                <w:noProof/>
-                <w:webHidden/>
-              </w:rPr>
-              <w:instrText xml:space="preserve"> PAGEREF _Toc227061793 \h </w:instrText>
-            </w:r>
-            <w:r>
-              <w:rPr>
-                <w:noProof/>
-                <w:webHidden/>
-              </w:rPr>
-            </w:r>
-            <w:r>
-              <w:rPr>
-                <w:noProof/>
-                <w:webHidden/>
-              </w:rPr>
-              <w:fldChar w:fldCharType="separate"/>
-            </w:r>
-            <w:r>
-              <w:rPr>
-                <w:noProof/>
-                <w:webHidden/>
-              </w:rPr>
-              <w:t>22</w:t>
-            </w:r>
-            <w:r>
-              <w:rPr>
-                <w:noProof/>
-                <w:webHidden/>
-              </w:rPr>
-              <w:fldChar w:fldCharType="end"/>
-            </w:r>
-          </w:hyperlink>
-        </w:p>
-        <w:p>
-          <w:pPr>
-            <w:pStyle w:val="TOC2"/>
-            <w:tabs>
-              <w:tab w:val="right" w:leader="dot" w:pos="9062"/>
-            </w:tabs>
-            <w:rPr>
-              <w:rFonts w:asciiTheme="minorHAnsi" w:eastAsiaTheme="minorEastAsia" w:hAnsiTheme="minorHAnsi" w:cstheme="minorBidi"/>
-              <w:noProof/>
-              <w:kern w:val="2"/>
-              <w:szCs w:val="24"/>
-              <w:lang w:eastAsia="hr-HR"/>
-              <w14:ligatures w14:val="standardContextual"/>
-            </w:rPr>
-          </w:pPr>
-          <w:hyperlink w:anchor="_Toc227061794" w:history="1">
-            <w:r>
-              <w:rPr>
-                <w:rStyle w:val="Hyperlink"/>
-                <w:noProof/>
-              </w:rPr>
-              <w:t>4.3. RELACIJSKI MODEL</w:t>
-            </w:r>
-            <w:r>
-              <w:rPr>
-                <w:noProof/>
-                <w:webHidden/>
-              </w:rPr>
-              <w:tab/>
-            </w:r>
-            <w:r>
-              <w:rPr>
-                <w:noProof/>
-                <w:webHidden/>
-              </w:rPr>
-              <w:fldChar w:fldCharType="begin"/>
-            </w:r>
-            <w:r>
-              <w:rPr>
-                <w:noProof/>
-                <w:webHidden/>
-              </w:rPr>
-              <w:instrText xml:space="preserve"> PAGEREF _Toc227061794 \h </w:instrText>
-            </w:r>
-            <w:r>
-              <w:rPr>
-                <w:noProof/>
-                <w:webHidden/>
-              </w:rPr>
-            </w:r>
-            <w:r>
-              <w:rPr>
-                <w:noProof/>
-                <w:webHidden/>
-              </w:rPr>
-              <w:fldChar w:fldCharType="separate"/>
-            </w:r>
-            <w:r>
-              <w:rPr>
-                <w:noProof/>
-                <w:webHidden/>
-              </w:rPr>
-              <w:t>24</w:t>
+              <w:t>25</w:t>
             </w:r>
             <w:r>
               <w:rPr>
@@ -1627,7 +1846,7 @@
         <w:pStyle w:val="Heading1"/>
         <w:jc w:val="both"/>
       </w:pPr>
-      <w:bookmarkStart w:id="0" w:name="_Toc227061776"/>
+      <w:bookmarkStart w:id="0" w:name="_Toc227502034"/>
       <w:r>
         <w:lastRenderedPageBreak/>
         <w:t xml:space="preserve">1. </w:t>
@@ -1642,7 +1861,7 @@
         <w:pStyle w:val="Heading2"/>
         <w:jc w:val="both"/>
       </w:pPr>
-      <w:bookmarkStart w:id="1" w:name="_Toc227061777"/>
+      <w:bookmarkStart w:id="1" w:name="_Toc227502035"/>
       <w:r>
         <w:t xml:space="preserve">1.1. </w:t>
       </w:r>
@@ -1714,7 +1933,7 @@
         <w:pStyle w:val="Heading2"/>
         <w:jc w:val="both"/>
       </w:pPr>
-      <w:bookmarkStart w:id="2" w:name="_Toc227061778"/>
+      <w:bookmarkStart w:id="2" w:name="_Toc227502036"/>
       <w:r>
         <w:t xml:space="preserve">1.2. </w:t>
       </w:r>
@@ -1748,7 +1967,7 @@
         <w:pStyle w:val="Heading2"/>
         <w:jc w:val="both"/>
       </w:pPr>
-      <w:bookmarkStart w:id="3" w:name="_Toc227061779"/>
+      <w:bookmarkStart w:id="3" w:name="_Toc227502037"/>
       <w:r>
         <w:t xml:space="preserve">1.3. </w:t>
       </w:r>
@@ -1916,7 +2135,7 @@
         <w:pStyle w:val="Heading1"/>
         <w:jc w:val="both"/>
       </w:pPr>
-      <w:bookmarkStart w:id="4" w:name="_Toc227061780"/>
+      <w:bookmarkStart w:id="4" w:name="_Toc227502038"/>
       <w:r>
         <w:lastRenderedPageBreak/>
         <w:t xml:space="preserve">2. </w:t>
@@ -1931,7 +2150,7 @@
         <w:pStyle w:val="Heading2"/>
         <w:jc w:val="both"/>
       </w:pPr>
-      <w:bookmarkStart w:id="5" w:name="_Toc227061781"/>
+      <w:bookmarkStart w:id="5" w:name="_Toc227502039"/>
       <w:r>
         <w:t xml:space="preserve">2.1. </w:t>
       </w:r>
@@ -1945,7 +2164,7 @@
         <w:pStyle w:val="Heading3"/>
         <w:jc w:val="both"/>
       </w:pPr>
-      <w:bookmarkStart w:id="6" w:name="_Toc227061782"/>
+      <w:bookmarkStart w:id="6" w:name="_Toc227502040"/>
       <w:r>
         <w:t>2.1.1.</w:t>
       </w:r>
@@ -2221,6 +2440,16 @@
       <w:pPr>
         <w:jc w:val="both"/>
       </w:pPr>
+    </w:p>
+    <w:p>
+      <w:pPr>
+        <w:jc w:val="both"/>
+      </w:pPr>
+    </w:p>
+    <w:p>
+      <w:pPr>
+        <w:jc w:val="both"/>
+      </w:pPr>
       <w:r>
         <w:t> </w:t>
       </w:r>
@@ -2234,6 +2463,7 @@
           <w:b/>
           <w:bCs/>
         </w:rPr>
+        <w:lastRenderedPageBreak/>
         <w:t>Favoriti (spremljeni oglasi)  </w:t>
       </w:r>
       <w:r>
@@ -2253,7 +2483,6 @@
         <w:jc w:val="both"/>
       </w:pPr>
       <w:r>
-        <w:lastRenderedPageBreak/>
         <w:t>Omogućiti korisnicima spremanje oglasa u listu favorita kako bi ih kasnije lakše pronašli. Korisnici mogu pregledavati, dodavati ili uklanjati oglase iz svoje liste favorita. </w:t>
       </w:r>
     </w:p>
@@ -2487,7 +2716,7 @@
         <w:pStyle w:val="Heading2"/>
         <w:jc w:val="both"/>
       </w:pPr>
-      <w:bookmarkStart w:id="7" w:name="_Toc227061783"/>
+      <w:bookmarkStart w:id="7" w:name="_Toc227502041"/>
       <w:r>
         <w:lastRenderedPageBreak/>
         <w:t xml:space="preserve">2.2. </w:t>
@@ -5452,27 +5681,14 @@
       <w:r>
         <w:t xml:space="preserve">Tablica </w:t>
       </w:r>
-      <w:r>
-        <w:fldChar w:fldCharType="begin"/>
-      </w:r>
-      <w:r>
-        <w:instrText xml:space="preserve"> SEQ Tablica \* ARABIC </w:instrText>
-      </w:r>
-      <w:r>
-        <w:fldChar w:fldCharType="separate"/>
-      </w:r>
-      <w:r>
-        <w:rPr>
-          <w:noProof/>
-        </w:rPr>
-        <w:t>1</w:t>
-      </w:r>
-      <w:r>
-        <w:rPr>
-          <w:noProof/>
-        </w:rPr>
-        <w:fldChar w:fldCharType="end"/>
-      </w:r>
+      <w:fldSimple w:instr=" SEQ Tablica \* ARABIC ">
+        <w:r>
+          <w:rPr>
+            <w:noProof/>
+          </w:rPr>
+          <w:t>1</w:t>
+        </w:r>
+      </w:fldSimple>
       <w:r>
         <w:t>: Specifikacija zahtjeva</w:t>
       </w:r>
@@ -5495,12 +5711,14 @@
     </w:p>
     <w:p>
       <w:pPr>
-        <w:pStyle w:val="Heading1"/>
-        <w:jc w:val="both"/>
-      </w:pPr>
-      <w:bookmarkStart w:id="9" w:name="_Toc227061784"/>
+        <w:pStyle w:val="Heading2"/>
+      </w:pPr>
+      <w:bookmarkStart w:id="9" w:name="_Toc227502042"/>
       <w:r>
         <w:lastRenderedPageBreak/>
+        <w:t>2.</w:t>
+      </w:r>
+      <w:r>
         <w:t xml:space="preserve">3. </w:t>
       </w:r>
       <w:r>
@@ -5511,10 +5729,12 @@
     </w:p>
     <w:p>
       <w:pPr>
-        <w:pStyle w:val="Heading2"/>
-        <w:jc w:val="both"/>
-      </w:pPr>
-      <w:bookmarkStart w:id="10" w:name="_Toc227061785"/>
+        <w:pStyle w:val="Heading3"/>
+      </w:pPr>
+      <w:bookmarkStart w:id="10" w:name="_Toc227502043"/>
+      <w:r>
+        <w:t>2.</w:t>
+      </w:r>
       <w:r>
         <w:t xml:space="preserve">3.1. </w:t>
       </w:r>
@@ -5588,27 +5808,14 @@
       <w:r>
         <w:t xml:space="preserve">Dijagram </w:t>
       </w:r>
-      <w:r>
-        <w:fldChar w:fldCharType="begin"/>
-      </w:r>
-      <w:r>
-        <w:instrText xml:space="preserve"> SEQ Dijagram \* ARABIC </w:instrText>
-      </w:r>
-      <w:r>
-        <w:fldChar w:fldCharType="separate"/>
-      </w:r>
-      <w:r>
-        <w:rPr>
-          <w:noProof/>
-        </w:rPr>
-        <w:t>1</w:t>
-      </w:r>
-      <w:r>
-        <w:rPr>
-          <w:noProof/>
-        </w:rPr>
-        <w:fldChar w:fldCharType="end"/>
-      </w:r>
+      <w:fldSimple w:instr=" SEQ Dijagram \* ARABIC ">
+        <w:r>
+          <w:rPr>
+            <w:noProof/>
+          </w:rPr>
+          <w:t>1</w:t>
+        </w:r>
+      </w:fldSimple>
       <w:r>
         <w:t xml:space="preserve">: </w:t>
       </w:r>
@@ -5713,52 +5920,35 @@
     </w:p>
     <w:p>
       <w:pPr>
-        <w:jc w:val="both"/>
-      </w:pPr>
-    </w:p>
-    <w:p>
-      <w:pPr>
-        <w:jc w:val="both"/>
-      </w:pPr>
-    </w:p>
-    <w:p>
-      <w:pPr>
-        <w:jc w:val="both"/>
-      </w:pPr>
-    </w:p>
-    <w:p>
-      <w:pPr>
-        <w:jc w:val="both"/>
-      </w:pPr>
-    </w:p>
-    <w:p>
-      <w:pPr>
-        <w:jc w:val="both"/>
-      </w:pPr>
-    </w:p>
-    <w:p>
-      <w:pPr>
-        <w:jc w:val="both"/>
-      </w:pPr>
-    </w:p>
-    <w:p>
-      <w:pPr>
-        <w:jc w:val="both"/>
-      </w:pPr>
-    </w:p>
-    <w:p>
-      <w:pPr>
-        <w:jc w:val="both"/>
-      </w:pPr>
-    </w:p>
-    <w:p>
-      <w:pPr>
-        <w:pStyle w:val="Heading2"/>
-        <w:jc w:val="both"/>
-      </w:pPr>
-      <w:bookmarkStart w:id="11" w:name="_Toc227061786"/>
-      <w:r>
-        <w:t xml:space="preserve">3.2. </w:t>
+        <w:widowControl/>
+        <w:autoSpaceDE/>
+        <w:autoSpaceDN/>
+        <w:spacing w:after="160" w:line="259" w:lineRule="auto"/>
+      </w:pPr>
+      <w:r>
+        <w:br w:type="page"/>
+      </w:r>
+    </w:p>
+    <w:p>
+      <w:pPr>
+        <w:pStyle w:val="Heading3"/>
+      </w:pPr>
+      <w:bookmarkStart w:id="11" w:name="_Toc227502044"/>
+      <w:r>
+        <w:lastRenderedPageBreak/>
+        <w:t>2.</w:t>
+      </w:r>
+      <w:r>
+        <w:t>3</w:t>
+      </w:r>
+      <w:r>
+        <w:t>.</w:t>
+      </w:r>
+      <w:r>
+        <w:t>2.</w:t>
+      </w:r>
+      <w:r>
+        <w:t xml:space="preserve"> </w:t>
       </w:r>
       <w:r>
         <w:t>DTP DIJAGRAM</w:t>
@@ -5969,6 +6159,11 @@
     <w:p>
       <w:pPr>
         <w:jc w:val="both"/>
+      </w:pPr>
+    </w:p>
+    <w:p>
+      <w:pPr>
+        <w:jc w:val="both"/>
         <w:rPr>
           <w:b/>
           <w:bCs/>
@@ -5977,12 +6172,24 @@
     </w:p>
     <w:p>
       <w:pPr>
-        <w:pStyle w:val="Heading2"/>
-        <w:jc w:val="both"/>
-      </w:pPr>
-      <w:bookmarkStart w:id="12" w:name="_Toc227061787"/>
-      <w:r>
-        <w:t xml:space="preserve">3.3. </w:t>
+        <w:pStyle w:val="Heading3"/>
+      </w:pPr>
+      <w:bookmarkStart w:id="12" w:name="_Toc227502045"/>
+      <w:r>
+        <w:lastRenderedPageBreak/>
+        <w:t>2.</w:t>
+      </w:r>
+      <w:r>
+        <w:t>3</w:t>
+      </w:r>
+      <w:r>
+        <w:t>.</w:t>
+      </w:r>
+      <w:r>
+        <w:t>3.</w:t>
+      </w:r>
+      <w:r>
+        <w:t xml:space="preserve"> </w:t>
       </w:r>
       <w:r>
         <w:t>D</w:t>
@@ -6100,13 +6307,15 @@
     </w:p>
     <w:p>
       <w:pPr>
-        <w:pStyle w:val="Heading2"/>
-        <w:jc w:val="both"/>
-      </w:pPr>
-      <w:bookmarkStart w:id="13" w:name="_Toc227061788"/>
+        <w:pStyle w:val="Heading3"/>
+      </w:pPr>
+      <w:bookmarkStart w:id="13" w:name="_Toc227502046"/>
       <w:r>
         <w:lastRenderedPageBreak/>
-        <w:t xml:space="preserve">3.4. </w:t>
+        <w:t>2.3.4.</w:t>
+      </w:r>
+      <w:r>
+        <w:t xml:space="preserve"> </w:t>
       </w:r>
       <w:r>
         <w:t>DTP PRVE RAZINE</w:t>
@@ -6565,9 +6774,18 @@
         <w:pStyle w:val="Heading2"/>
         <w:jc w:val="both"/>
       </w:pPr>
-      <w:bookmarkStart w:id="14" w:name="_Toc227061789"/>
-      <w:r>
-        <w:t xml:space="preserve">3.5. </w:t>
+      <w:bookmarkStart w:id="14" w:name="_Toc227502047"/>
+      <w:r>
+        <w:t>2</w:t>
+      </w:r>
+      <w:r>
+        <w:t>.</w:t>
+      </w:r>
+      <w:r>
+        <w:t>4</w:t>
+      </w:r>
+      <w:r>
+        <w:t xml:space="preserve">. </w:t>
       </w:r>
       <w:r>
         <w:t>Dokumenti tokova podataka</w:t>
@@ -8325,7 +8543,7 @@
         </w:rPr>
         <w:lastRenderedPageBreak/>
         <w:drawing>
-          <wp:inline distT="0" distB="0" distL="0" distR="0" wp14:anchorId="322D1B7C" wp14:editId="4B1F9A80">
+          <wp:inline distT="0" distB="0" distL="0" distR="0" wp14:anchorId="322D1B7C" wp14:editId="0D28F7E0">
             <wp:extent cx="5760720" cy="3240405"/>
             <wp:effectExtent l="0" t="0" r="0" b="0"/>
             <wp:docPr id="1476650625" name="Picture 1"/>
@@ -8495,7 +8713,7 @@
         </w:rPr>
         <w:lastRenderedPageBreak/>
         <w:drawing>
-          <wp:inline distT="0" distB="0" distL="0" distR="0" wp14:anchorId="54BE5E4A" wp14:editId="51873596">
+          <wp:inline distT="0" distB="0" distL="0" distR="0" wp14:anchorId="54BE5E4A" wp14:editId="0F5D6644">
             <wp:extent cx="5760720" cy="4281170"/>
             <wp:effectExtent l="0" t="0" r="0" b="5080"/>
             <wp:docPr id="1048198364" name="Picture 3"/>
@@ -8917,7 +9135,7 @@
           <w14:ligatures w14:val="standardContextual"/>
         </w:rPr>
         <w:drawing>
-          <wp:inline distT="0" distB="0" distL="0" distR="0" wp14:anchorId="1092B0F6" wp14:editId="475636F5">
+          <wp:inline distT="0" distB="0" distL="0" distR="0" wp14:anchorId="1092B0F6" wp14:editId="6C36DA30">
             <wp:extent cx="5760720" cy="3240405"/>
             <wp:effectExtent l="0" t="0" r="0" b="0"/>
             <wp:docPr id="204654174" name="Picture 8"/>
@@ -8992,7 +9210,7 @@
           <w14:ligatures w14:val="standardContextual"/>
         </w:rPr>
         <w:drawing>
-          <wp:inline distT="0" distB="0" distL="0" distR="0" wp14:anchorId="3E27680A" wp14:editId="1E914D7B">
+          <wp:inline distT="0" distB="0" distL="0" distR="0" wp14:anchorId="3E27680A" wp14:editId="34318E8F">
             <wp:extent cx="5760720" cy="4320540"/>
             <wp:effectExtent l="0" t="0" r="0" b="3810"/>
             <wp:docPr id="1404882897" name="Picture 9"/>
@@ -9058,7 +9276,7 @@
         </w:rPr>
         <w:lastRenderedPageBreak/>
         <w:drawing>
-          <wp:inline distT="0" distB="0" distL="0" distR="0" wp14:anchorId="215BF417" wp14:editId="1F7D2215">
+          <wp:inline distT="0" distB="0" distL="0" distR="0" wp14:anchorId="215BF417" wp14:editId="7BB0441A">
             <wp:extent cx="5760720" cy="4320540"/>
             <wp:effectExtent l="0" t="0" r="0" b="3810"/>
             <wp:docPr id="523730373" name="Picture 10"/>
@@ -9128,7 +9346,7 @@
           <w14:ligatures w14:val="standardContextual"/>
         </w:rPr>
         <w:drawing>
-          <wp:inline distT="0" distB="0" distL="0" distR="0" wp14:anchorId="05FD5DB2" wp14:editId="7EA1C7DB">
+          <wp:inline distT="0" distB="0" distL="0" distR="0" wp14:anchorId="05FD5DB2" wp14:editId="2581B2AC">
             <wp:extent cx="5760720" cy="2880360"/>
             <wp:effectExtent l="0" t="0" r="0" b="0"/>
             <wp:docPr id="877980429" name="Picture 11"/>
@@ -9443,10 +9661,19 @@
         <w:pStyle w:val="Heading2"/>
         <w:jc w:val="both"/>
       </w:pPr>
-      <w:bookmarkStart w:id="15" w:name="_Toc227061790"/>
+      <w:bookmarkStart w:id="15" w:name="_Toc227502048"/>
       <w:r>
         <w:lastRenderedPageBreak/>
-        <w:t xml:space="preserve">3.6. </w:t>
+        <w:t>2</w:t>
+      </w:r>
+      <w:r>
+        <w:t>.</w:t>
+      </w:r>
+      <w:r>
+        <w:t>5.</w:t>
+      </w:r>
+      <w:r>
+        <w:t xml:space="preserve"> </w:t>
       </w:r>
       <w:r>
         <w:t>Tablični opis tokova podataka</w:t>
@@ -11395,36 +11622,37 @@
         <w:jc w:val="both"/>
       </w:pPr>
     </w:p>
-    <w:p>
-      <w:pPr>
-        <w:jc w:val="both"/>
-      </w:pPr>
-    </w:p>
-    <w:p>
-      <w:pPr>
-        <w:jc w:val="both"/>
-      </w:pPr>
-    </w:p>
-    <w:p>
-      <w:pPr>
-        <w:jc w:val="both"/>
-      </w:pPr>
-    </w:p>
+    <w:p/>
     <w:p>
       <w:pPr>
         <w:pStyle w:val="Heading2"/>
       </w:pPr>
-      <w:r>
-        <w:t>3.7. UML dijagrami</w:t>
-      </w:r>
+      <w:bookmarkStart w:id="16" w:name="_Toc227502049"/>
+      <w:r>
+        <w:t>2.6.</w:t>
+      </w:r>
+      <w:r>
+        <w:t xml:space="preserve"> UML dijagrami</w:t>
+      </w:r>
+      <w:bookmarkEnd w:id="16"/>
     </w:p>
     <w:p/>
     <w:p>
       <w:pPr>
         <w:pStyle w:val="Heading3"/>
       </w:pPr>
-      <w:r>
-        <w:t xml:space="preserve">3.7.1. </w:t>
+      <w:bookmarkStart w:id="17" w:name="_Toc227502050"/>
+      <w:r>
+        <w:t>2</w:t>
+      </w:r>
+      <w:r>
+        <w:t>.</w:t>
+      </w:r>
+      <w:r>
+        <w:t>6</w:t>
+      </w:r>
+      <w:r>
+        <w:t xml:space="preserve">.1. </w:t>
       </w:r>
       <w:r>
         <w:t>Dijagram</w:t>
@@ -11432,6 +11660,7 @@
       <w:r>
         <w:t xml:space="preserve"> uporabe</w:t>
       </w:r>
+      <w:bookmarkEnd w:id="17"/>
     </w:p>
     <w:p>
       <w:pPr>
@@ -11956,7 +12185,6 @@
           <w:bCs/>
           <w:szCs w:val="24"/>
         </w:rPr>
-        <w:lastRenderedPageBreak/>
         <w:t>Administrator:</w:t>
       </w:r>
     </w:p>
@@ -11997,6 +12225,7 @@
           <w:rFonts w:cs="Times New Roman"/>
           <w:szCs w:val="24"/>
         </w:rPr>
+        <w:lastRenderedPageBreak/>
         <w:t xml:space="preserve">Upravljanje prijavljenim oglasima </w:t>
       </w:r>
     </w:p>
@@ -12115,19 +12344,48 @@
     </w:p>
     <w:p>
       <w:pPr>
-        <w:jc w:val="center"/>
+        <w:widowControl/>
+        <w:autoSpaceDE/>
+        <w:autoSpaceDN/>
+        <w:spacing w:after="160" w:line="259" w:lineRule="auto"/>
         <w:rPr>
           <w:rFonts w:cs="Times New Roman"/>
           <w:szCs w:val="24"/>
         </w:rPr>
       </w:pPr>
+      <w:r>
+        <w:rPr>
+          <w:rFonts w:cs="Times New Roman"/>
+          <w:szCs w:val="24"/>
+        </w:rPr>
+        <w:br w:type="page"/>
+      </w:r>
+    </w:p>
+    <w:p>
+      <w:pPr>
+        <w:jc w:val="center"/>
+        <w:rPr>
+          <w:rFonts w:cs="Times New Roman"/>
+          <w:szCs w:val="24"/>
+        </w:rPr>
+      </w:pPr>
     </w:p>
     <w:p>
       <w:pPr>
         <w:pStyle w:val="Heading3"/>
       </w:pPr>
-      <w:r>
-        <w:t xml:space="preserve">3.7.2. </w:t>
+      <w:bookmarkStart w:id="18" w:name="_Toc227502051"/>
+      <w:r>
+        <w:t>2</w:t>
+      </w:r>
+      <w:r>
+        <w:t>.</w:t>
+      </w:r>
+      <w:r>
+        <w:t>6</w:t>
+      </w:r>
+      <w:r>
+        <w:t xml:space="preserve">.2. </w:t>
       </w:r>
       <w:r>
         <w:t>Dijagram</w:t>
@@ -12135,9 +12393,81 @@
       <w:r>
         <w:t xml:space="preserve"> aktivnosti</w:t>
       </w:r>
+      <w:bookmarkEnd w:id="18"/>
+    </w:p>
+    <w:p>
+      <w:pPr>
+        <w:jc w:val="center"/>
+      </w:pPr>
+      <w:r>
+        <w:rPr>
+          <w:noProof/>
+          <w14:ligatures w14:val="standardContextual"/>
+        </w:rPr>
+        <w:drawing>
+          <wp:inline distT="0" distB="0" distL="0" distR="0" wp14:anchorId="053B5589" wp14:editId="3FC7857E">
+            <wp:extent cx="3771900" cy="6296025"/>
+            <wp:effectExtent l="0" t="0" r="0" b="9525"/>
+            <wp:docPr id="447451902" name="Picture 1"/>
+            <wp:cNvGraphicFramePr>
+              <a:graphicFrameLocks xmlns:a="http://schemas.openxmlformats.org/drawingml/2006/main" noChangeAspect="1"/>
+            </wp:cNvGraphicFramePr>
+            <a:graphic xmlns:a="http://schemas.openxmlformats.org/drawingml/2006/main">
+              <a:graphicData uri="http://schemas.openxmlformats.org/drawingml/2006/picture">
+                <pic:pic xmlns:pic="http://schemas.openxmlformats.org/drawingml/2006/picture">
+                  <pic:nvPicPr>
+                    <pic:cNvPr id="447451902" name="Picture 447451902"/>
+                    <pic:cNvPicPr/>
+                  </pic:nvPicPr>
+                  <pic:blipFill>
+                    <a:blip r:embed="rId29">
+                      <a:extLst>
+                        <a:ext uri="{28A0092B-C50C-407E-A947-70E740481C1C}">
+                          <a14:useLocalDpi xmlns:a14="http://schemas.microsoft.com/office/drawing/2010/main" val="0"/>
+                        </a:ext>
+                      </a:extLst>
+                    </a:blip>
+                    <a:stretch>
+                      <a:fillRect/>
+                    </a:stretch>
+                  </pic:blipFill>
+                  <pic:spPr>
+                    <a:xfrm>
+                      <a:off x="0" y="0"/>
+                      <a:ext cx="3771900" cy="6296025"/>
+                    </a:xfrm>
+                    <a:prstGeom prst="rect">
+                      <a:avLst/>
+                    </a:prstGeom>
+                  </pic:spPr>
+                </pic:pic>
+              </a:graphicData>
+            </a:graphic>
+          </wp:inline>
+        </w:drawing>
+      </w:r>
     </w:p>
     <w:p/>
-    <w:p/>
+    <w:p>
+      <w:pPr>
+        <w:jc w:val="center"/>
+        <w:rPr>
+          <w:szCs w:val="24"/>
+        </w:rPr>
+      </w:pPr>
+      <w:r>
+        <w:rPr>
+          <w:szCs w:val="24"/>
+        </w:rPr>
+        <w:t>Slika 15: Registracija korisnika</w:t>
+      </w:r>
+      <w:r>
+        <w:rPr>
+          <w:szCs w:val="24"/>
+        </w:rPr>
+        <w:t xml:space="preserve"> u sustav</w:t>
+      </w:r>
+    </w:p>
     <w:p>
       <w:pPr>
         <w:jc w:val="both"/>
@@ -12257,21 +12587,62 @@
     </w:p>
     <w:p>
       <w:pPr>
-        <w:jc w:val="both"/>
+        <w:jc w:val="center"/>
         <w:rPr>
           <w:sz w:val="18"/>
           <w:szCs w:val="18"/>
         </w:rPr>
       </w:pPr>
-    </w:p>
-    <w:p>
-      <w:pPr>
-        <w:jc w:val="both"/>
-        <w:rPr>
+      <w:r>
+        <w:rPr>
+          <w:noProof/>
           <w:sz w:val="18"/>
           <w:szCs w:val="18"/>
-        </w:rPr>
-      </w:pPr>
+          <w14:ligatures w14:val="standardContextual"/>
+        </w:rPr>
+        <w:lastRenderedPageBreak/>
+        <w:drawing>
+          <wp:inline distT="0" distB="0" distL="0" distR="0" wp14:anchorId="3A391D98" wp14:editId="6F014063">
+            <wp:extent cx="5248275" cy="6581775"/>
+            <wp:effectExtent l="0" t="0" r="9525" b="9525"/>
+            <wp:docPr id="2025406020" name="Picture 2"/>
+            <wp:cNvGraphicFramePr>
+              <a:graphicFrameLocks xmlns:a="http://schemas.openxmlformats.org/drawingml/2006/main" noChangeAspect="1"/>
+            </wp:cNvGraphicFramePr>
+            <a:graphic xmlns:a="http://schemas.openxmlformats.org/drawingml/2006/main">
+              <a:graphicData uri="http://schemas.openxmlformats.org/drawingml/2006/picture">
+                <pic:pic xmlns:pic="http://schemas.openxmlformats.org/drawingml/2006/picture">
+                  <pic:nvPicPr>
+                    <pic:cNvPr id="2025406020" name="Picture 2025406020"/>
+                    <pic:cNvPicPr/>
+                  </pic:nvPicPr>
+                  <pic:blipFill>
+                    <a:blip r:embed="rId30">
+                      <a:extLst>
+                        <a:ext uri="{28A0092B-C50C-407E-A947-70E740481C1C}">
+                          <a14:useLocalDpi xmlns:a14="http://schemas.microsoft.com/office/drawing/2010/main" val="0"/>
+                        </a:ext>
+                      </a:extLst>
+                    </a:blip>
+                    <a:stretch>
+                      <a:fillRect/>
+                    </a:stretch>
+                  </pic:blipFill>
+                  <pic:spPr>
+                    <a:xfrm>
+                      <a:off x="0" y="0"/>
+                      <a:ext cx="5248275" cy="6581775"/>
+                    </a:xfrm>
+                    <a:prstGeom prst="rect">
+                      <a:avLst/>
+                    </a:prstGeom>
+                  </pic:spPr>
+                </pic:pic>
+              </a:graphicData>
+            </a:graphic>
+          </wp:inline>
+        </w:drawing>
+      </w:r>
     </w:p>
     <w:p>
       <w:pPr>
@@ -12284,21 +12655,76 @@
     </w:p>
     <w:p>
       <w:pPr>
-        <w:jc w:val="both"/>
+        <w:jc w:val="center"/>
+        <w:rPr>
+          <w:szCs w:val="24"/>
+        </w:rPr>
+      </w:pPr>
+      <w:r>
+        <w:rPr>
+          <w:szCs w:val="24"/>
+        </w:rPr>
+        <w:t>Slika 16: Prijava korisnika u sustav</w:t>
+      </w:r>
+    </w:p>
+    <w:p>
+      <w:pPr>
+        <w:jc w:val="center"/>
         <w:rPr>
           <w:sz w:val="18"/>
           <w:szCs w:val="18"/>
         </w:rPr>
       </w:pPr>
-    </w:p>
-    <w:p>
-      <w:pPr>
-        <w:jc w:val="both"/>
-        <w:rPr>
+      <w:r>
+        <w:rPr>
+          <w:noProof/>
           <w:sz w:val="18"/>
           <w:szCs w:val="18"/>
-        </w:rPr>
-      </w:pPr>
+          <w14:ligatures w14:val="standardContextual"/>
+        </w:rPr>
+        <w:lastRenderedPageBreak/>
+        <w:drawing>
+          <wp:inline distT="0" distB="0" distL="0" distR="0" wp14:anchorId="1C59137A" wp14:editId="0E24BD5D">
+            <wp:extent cx="4295775" cy="6391275"/>
+            <wp:effectExtent l="0" t="0" r="9525" b="9525"/>
+            <wp:docPr id="689403705" name="Picture 3"/>
+            <wp:cNvGraphicFramePr>
+              <a:graphicFrameLocks xmlns:a="http://schemas.openxmlformats.org/drawingml/2006/main" noChangeAspect="1"/>
+            </wp:cNvGraphicFramePr>
+            <a:graphic xmlns:a="http://schemas.openxmlformats.org/drawingml/2006/main">
+              <a:graphicData uri="http://schemas.openxmlformats.org/drawingml/2006/picture">
+                <pic:pic xmlns:pic="http://schemas.openxmlformats.org/drawingml/2006/picture">
+                  <pic:nvPicPr>
+                    <pic:cNvPr id="689403705" name="Picture 689403705"/>
+                    <pic:cNvPicPr/>
+                  </pic:nvPicPr>
+                  <pic:blipFill>
+                    <a:blip r:embed="rId31">
+                      <a:extLst>
+                        <a:ext uri="{28A0092B-C50C-407E-A947-70E740481C1C}">
+                          <a14:useLocalDpi xmlns:a14="http://schemas.microsoft.com/office/drawing/2010/main" val="0"/>
+                        </a:ext>
+                      </a:extLst>
+                    </a:blip>
+                    <a:stretch>
+                      <a:fillRect/>
+                    </a:stretch>
+                  </pic:blipFill>
+                  <pic:spPr>
+                    <a:xfrm>
+                      <a:off x="0" y="0"/>
+                      <a:ext cx="4295775" cy="6391275"/>
+                    </a:xfrm>
+                    <a:prstGeom prst="rect">
+                      <a:avLst/>
+                    </a:prstGeom>
+                  </pic:spPr>
+                </pic:pic>
+              </a:graphicData>
+            </a:graphic>
+          </wp:inline>
+        </w:drawing>
+      </w:r>
     </w:p>
     <w:p>
       <w:pPr>
@@ -12311,6 +12737,128 @@
     </w:p>
     <w:p>
       <w:pPr>
+        <w:jc w:val="center"/>
+      </w:pPr>
+      <w:r>
+        <w:t>Slika 17: Objava oglasa</w:t>
+      </w:r>
+    </w:p>
+    <w:p>
+      <w:pPr>
+        <w:jc w:val="center"/>
+      </w:pPr>
+      <w:r>
+        <w:rPr>
+          <w:noProof/>
+          <w14:ligatures w14:val="standardContextual"/>
+        </w:rPr>
+        <w:lastRenderedPageBreak/>
+        <w:drawing>
+          <wp:inline distT="0" distB="0" distL="0" distR="0" wp14:anchorId="6480FBD7" wp14:editId="50FC452A">
+            <wp:extent cx="4295775" cy="7439025"/>
+            <wp:effectExtent l="0" t="0" r="9525" b="9525"/>
+            <wp:docPr id="552961439" name="Picture 4"/>
+            <wp:cNvGraphicFramePr>
+              <a:graphicFrameLocks xmlns:a="http://schemas.openxmlformats.org/drawingml/2006/main" noChangeAspect="1"/>
+            </wp:cNvGraphicFramePr>
+            <a:graphic xmlns:a="http://schemas.openxmlformats.org/drawingml/2006/main">
+              <a:graphicData uri="http://schemas.openxmlformats.org/drawingml/2006/picture">
+                <pic:pic xmlns:pic="http://schemas.openxmlformats.org/drawingml/2006/picture">
+                  <pic:nvPicPr>
+                    <pic:cNvPr id="552961439" name="Picture 552961439"/>
+                    <pic:cNvPicPr/>
+                  </pic:nvPicPr>
+                  <pic:blipFill>
+                    <a:blip r:embed="rId32">
+                      <a:extLst>
+                        <a:ext uri="{28A0092B-C50C-407E-A947-70E740481C1C}">
+                          <a14:useLocalDpi xmlns:a14="http://schemas.microsoft.com/office/drawing/2010/main" val="0"/>
+                        </a:ext>
+                      </a:extLst>
+                    </a:blip>
+                    <a:stretch>
+                      <a:fillRect/>
+                    </a:stretch>
+                  </pic:blipFill>
+                  <pic:spPr>
+                    <a:xfrm>
+                      <a:off x="0" y="0"/>
+                      <a:ext cx="4295775" cy="7439025"/>
+                    </a:xfrm>
+                    <a:prstGeom prst="rect">
+                      <a:avLst/>
+                    </a:prstGeom>
+                  </pic:spPr>
+                </pic:pic>
+              </a:graphicData>
+            </a:graphic>
+          </wp:inline>
+        </w:drawing>
+      </w:r>
+    </w:p>
+    <w:p>
+      <w:pPr>
+        <w:jc w:val="center"/>
+      </w:pPr>
+      <w:r>
+        <w:t>Slika 18: Izmjena podataka o oglasu</w:t>
+      </w:r>
+    </w:p>
+    <w:p>
+      <w:pPr>
+        <w:jc w:val="center"/>
+      </w:pPr>
+      <w:r>
+        <w:rPr>
+          <w:noProof/>
+          <w14:ligatures w14:val="standardContextual"/>
+        </w:rPr>
+        <w:lastRenderedPageBreak/>
+        <w:drawing>
+          <wp:inline distT="0" distB="0" distL="0" distR="0" wp14:anchorId="54064A04" wp14:editId="67BB7E7F">
+            <wp:extent cx="3505200" cy="5057775"/>
+            <wp:effectExtent l="0" t="0" r="0" b="9525"/>
+            <wp:docPr id="502020068" name="Picture 5"/>
+            <wp:cNvGraphicFramePr>
+              <a:graphicFrameLocks xmlns:a="http://schemas.openxmlformats.org/drawingml/2006/main" noChangeAspect="1"/>
+            </wp:cNvGraphicFramePr>
+            <a:graphic xmlns:a="http://schemas.openxmlformats.org/drawingml/2006/main">
+              <a:graphicData uri="http://schemas.openxmlformats.org/drawingml/2006/picture">
+                <pic:pic xmlns:pic="http://schemas.openxmlformats.org/drawingml/2006/picture">
+                  <pic:nvPicPr>
+                    <pic:cNvPr id="502020068" name="Picture 502020068"/>
+                    <pic:cNvPicPr/>
+                  </pic:nvPicPr>
+                  <pic:blipFill>
+                    <a:blip r:embed="rId33">
+                      <a:extLst>
+                        <a:ext uri="{28A0092B-C50C-407E-A947-70E740481C1C}">
+                          <a14:useLocalDpi xmlns:a14="http://schemas.microsoft.com/office/drawing/2010/main" val="0"/>
+                        </a:ext>
+                      </a:extLst>
+                    </a:blip>
+                    <a:stretch>
+                      <a:fillRect/>
+                    </a:stretch>
+                  </pic:blipFill>
+                  <pic:spPr>
+                    <a:xfrm>
+                      <a:off x="0" y="0"/>
+                      <a:ext cx="3505200" cy="5057775"/>
+                    </a:xfrm>
+                    <a:prstGeom prst="rect">
+                      <a:avLst/>
+                    </a:prstGeom>
+                  </pic:spPr>
+                </pic:pic>
+              </a:graphicData>
+            </a:graphic>
+          </wp:inline>
+        </w:drawing>
+      </w:r>
+    </w:p>
+    <w:p>
+      <w:pPr>
         <w:jc w:val="both"/>
         <w:rPr>
           <w:sz w:val="18"/>
@@ -12320,103 +12868,421 @@
     </w:p>
     <w:p>
       <w:pPr>
-        <w:jc w:val="both"/>
-        <w:rPr>
-          <w:sz w:val="18"/>
-          <w:szCs w:val="18"/>
-        </w:rPr>
-      </w:pPr>
-    </w:p>
-    <w:p>
-      <w:pPr>
-        <w:jc w:val="both"/>
-        <w:rPr>
-          <w:sz w:val="18"/>
-          <w:szCs w:val="18"/>
-        </w:rPr>
-      </w:pPr>
-    </w:p>
-    <w:p>
-      <w:pPr>
-        <w:jc w:val="both"/>
-        <w:rPr>
-          <w:sz w:val="18"/>
-          <w:szCs w:val="18"/>
-        </w:rPr>
-      </w:pPr>
-    </w:p>
-    <w:p>
-      <w:pPr>
-        <w:jc w:val="both"/>
-        <w:rPr>
-          <w:sz w:val="18"/>
-          <w:szCs w:val="18"/>
-        </w:rPr>
-      </w:pPr>
-    </w:p>
-    <w:p>
-      <w:pPr>
-        <w:jc w:val="both"/>
-        <w:rPr>
-          <w:sz w:val="18"/>
-          <w:szCs w:val="18"/>
-        </w:rPr>
-      </w:pPr>
-    </w:p>
-    <w:p>
-      <w:pPr>
-        <w:jc w:val="both"/>
-        <w:rPr>
-          <w:sz w:val="18"/>
-          <w:szCs w:val="18"/>
-        </w:rPr>
-      </w:pPr>
-    </w:p>
-    <w:p>
-      <w:pPr>
-        <w:jc w:val="both"/>
-        <w:rPr>
-          <w:sz w:val="18"/>
-          <w:szCs w:val="18"/>
-        </w:rPr>
-      </w:pPr>
-    </w:p>
-    <w:p>
-      <w:pPr>
-        <w:jc w:val="both"/>
-        <w:rPr>
-          <w:i/>
-          <w:iCs/>
-          <w:sz w:val="18"/>
-          <w:szCs w:val="18"/>
-        </w:rPr>
-      </w:pPr>
+        <w:jc w:val="center"/>
+      </w:pPr>
+      <w:r>
+        <w:t>Slika 19: Brisanje oglasa</w:t>
+      </w:r>
+    </w:p>
+    <w:p>
+      <w:pPr>
+        <w:jc w:val="center"/>
+      </w:pPr>
+      <w:r>
+        <w:rPr>
+          <w:noProof/>
+          <w14:ligatures w14:val="standardContextual"/>
+        </w:rPr>
+        <w:lastRenderedPageBreak/>
+        <w:drawing>
+          <wp:inline distT="0" distB="0" distL="0" distR="0" wp14:anchorId="69CC8C58" wp14:editId="2081A8FC">
+            <wp:extent cx="1581150" cy="6677025"/>
+            <wp:effectExtent l="0" t="0" r="0" b="9525"/>
+            <wp:docPr id="1977314269" name="Picture 6"/>
+            <wp:cNvGraphicFramePr>
+              <a:graphicFrameLocks xmlns:a="http://schemas.openxmlformats.org/drawingml/2006/main" noChangeAspect="1"/>
+            </wp:cNvGraphicFramePr>
+            <a:graphic xmlns:a="http://schemas.openxmlformats.org/drawingml/2006/main">
+              <a:graphicData uri="http://schemas.openxmlformats.org/drawingml/2006/picture">
+                <pic:pic xmlns:pic="http://schemas.openxmlformats.org/drawingml/2006/picture">
+                  <pic:nvPicPr>
+                    <pic:cNvPr id="1977314269" name="Picture 1977314269"/>
+                    <pic:cNvPicPr/>
+                  </pic:nvPicPr>
+                  <pic:blipFill>
+                    <a:blip r:embed="rId34">
+                      <a:extLst>
+                        <a:ext uri="{28A0092B-C50C-407E-A947-70E740481C1C}">
+                          <a14:useLocalDpi xmlns:a14="http://schemas.microsoft.com/office/drawing/2010/main" val="0"/>
+                        </a:ext>
+                      </a:extLst>
+                    </a:blip>
+                    <a:stretch>
+                      <a:fillRect/>
+                    </a:stretch>
+                  </pic:blipFill>
+                  <pic:spPr>
+                    <a:xfrm>
+                      <a:off x="0" y="0"/>
+                      <a:ext cx="1581150" cy="6677025"/>
+                    </a:xfrm>
+                    <a:prstGeom prst="rect">
+                      <a:avLst/>
+                    </a:prstGeom>
+                  </pic:spPr>
+                </pic:pic>
+              </a:graphicData>
+            </a:graphic>
+          </wp:inline>
+        </w:drawing>
+      </w:r>
+    </w:p>
+    <w:p>
+      <w:pPr>
+        <w:jc w:val="center"/>
+      </w:pPr>
+      <w:r>
+        <w:t>Slika 20: Pregled i pretraga oglasa</w:t>
+      </w:r>
+    </w:p>
+    <w:p>
+      <w:pPr>
+        <w:jc w:val="center"/>
+      </w:pPr>
+      <w:r>
+        <w:rPr>
+          <w:noProof/>
+          <w14:ligatures w14:val="standardContextual"/>
+        </w:rPr>
+        <w:lastRenderedPageBreak/>
+        <w:drawing>
+          <wp:inline distT="0" distB="0" distL="0" distR="0" wp14:anchorId="468C76AF" wp14:editId="2AE2E7E6">
+            <wp:extent cx="3219450" cy="5343525"/>
+            <wp:effectExtent l="0" t="0" r="0" b="9525"/>
+            <wp:docPr id="1657984604" name="Picture 7"/>
+            <wp:cNvGraphicFramePr>
+              <a:graphicFrameLocks xmlns:a="http://schemas.openxmlformats.org/drawingml/2006/main" noChangeAspect="1"/>
+            </wp:cNvGraphicFramePr>
+            <a:graphic xmlns:a="http://schemas.openxmlformats.org/drawingml/2006/main">
+              <a:graphicData uri="http://schemas.openxmlformats.org/drawingml/2006/picture">
+                <pic:pic xmlns:pic="http://schemas.openxmlformats.org/drawingml/2006/picture">
+                  <pic:nvPicPr>
+                    <pic:cNvPr id="1657984604" name="Picture 1657984604"/>
+                    <pic:cNvPicPr/>
+                  </pic:nvPicPr>
+                  <pic:blipFill>
+                    <a:blip r:embed="rId35">
+                      <a:extLst>
+                        <a:ext uri="{28A0092B-C50C-407E-A947-70E740481C1C}">
+                          <a14:useLocalDpi xmlns:a14="http://schemas.microsoft.com/office/drawing/2010/main" val="0"/>
+                        </a:ext>
+                      </a:extLst>
+                    </a:blip>
+                    <a:stretch>
+                      <a:fillRect/>
+                    </a:stretch>
+                  </pic:blipFill>
+                  <pic:spPr>
+                    <a:xfrm>
+                      <a:off x="0" y="0"/>
+                      <a:ext cx="3219450" cy="5343525"/>
+                    </a:xfrm>
+                    <a:prstGeom prst="rect">
+                      <a:avLst/>
+                    </a:prstGeom>
+                  </pic:spPr>
+                </pic:pic>
+              </a:graphicData>
+            </a:graphic>
+          </wp:inline>
+        </w:drawing>
+      </w:r>
+    </w:p>
+    <w:p>
+      <w:pPr>
+        <w:jc w:val="center"/>
+      </w:pPr>
+      <w:r>
+        <w:t>Slika 21: Dodavanje oglasa u favorite</w:t>
+      </w:r>
+    </w:p>
+    <w:p>
+      <w:pPr>
+        <w:jc w:val="center"/>
+      </w:pPr>
+      <w:r>
+        <w:rPr>
+          <w:noProof/>
+          <w14:ligatures w14:val="standardContextual"/>
+        </w:rPr>
+        <w:lastRenderedPageBreak/>
+        <w:drawing>
+          <wp:inline distT="0" distB="0" distL="0" distR="0" wp14:anchorId="2A183064" wp14:editId="6B946E31">
+            <wp:extent cx="1533525" cy="4010025"/>
+            <wp:effectExtent l="0" t="0" r="9525" b="9525"/>
+            <wp:docPr id="637555913" name="Picture 11"/>
+            <wp:cNvGraphicFramePr>
+              <a:graphicFrameLocks xmlns:a="http://schemas.openxmlformats.org/drawingml/2006/main" noChangeAspect="1"/>
+            </wp:cNvGraphicFramePr>
+            <a:graphic xmlns:a="http://schemas.openxmlformats.org/drawingml/2006/main">
+              <a:graphicData uri="http://schemas.openxmlformats.org/drawingml/2006/picture">
+                <pic:pic xmlns:pic="http://schemas.openxmlformats.org/drawingml/2006/picture">
+                  <pic:nvPicPr>
+                    <pic:cNvPr id="637555913" name="Picture 637555913"/>
+                    <pic:cNvPicPr/>
+                  </pic:nvPicPr>
+                  <pic:blipFill>
+                    <a:blip r:embed="rId36">
+                      <a:extLst>
+                        <a:ext uri="{28A0092B-C50C-407E-A947-70E740481C1C}">
+                          <a14:useLocalDpi xmlns:a14="http://schemas.microsoft.com/office/drawing/2010/main" val="0"/>
+                        </a:ext>
+                      </a:extLst>
+                    </a:blip>
+                    <a:stretch>
+                      <a:fillRect/>
+                    </a:stretch>
+                  </pic:blipFill>
+                  <pic:spPr>
+                    <a:xfrm>
+                      <a:off x="0" y="0"/>
+                      <a:ext cx="1533525" cy="4010025"/>
+                    </a:xfrm>
+                    <a:prstGeom prst="rect">
+                      <a:avLst/>
+                    </a:prstGeom>
+                  </pic:spPr>
+                </pic:pic>
+              </a:graphicData>
+            </a:graphic>
+          </wp:inline>
+        </w:drawing>
+      </w:r>
+    </w:p>
+    <w:p>
+      <w:pPr>
+        <w:jc w:val="center"/>
+      </w:pPr>
+      <w:r>
+        <w:t>Slika 22: Prikaz prethodnih kupnji</w:t>
+      </w:r>
+    </w:p>
+    <w:p>
+      <w:pPr>
+        <w:jc w:val="center"/>
+      </w:pPr>
+      <w:r>
+        <w:rPr>
+          <w:noProof/>
+          <w14:ligatures w14:val="standardContextual"/>
+        </w:rPr>
+        <w:lastRenderedPageBreak/>
+        <w:drawing>
+          <wp:inline distT="0" distB="0" distL="0" distR="0" wp14:anchorId="525EA537" wp14:editId="682FA7D5">
+            <wp:extent cx="1152525" cy="5867400"/>
+            <wp:effectExtent l="0" t="0" r="9525" b="0"/>
+            <wp:docPr id="898643251" name="Picture 8"/>
+            <wp:cNvGraphicFramePr>
+              <a:graphicFrameLocks xmlns:a="http://schemas.openxmlformats.org/drawingml/2006/main" noChangeAspect="1"/>
+            </wp:cNvGraphicFramePr>
+            <a:graphic xmlns:a="http://schemas.openxmlformats.org/drawingml/2006/main">
+              <a:graphicData uri="http://schemas.openxmlformats.org/drawingml/2006/picture">
+                <pic:pic xmlns:pic="http://schemas.openxmlformats.org/drawingml/2006/picture">
+                  <pic:nvPicPr>
+                    <pic:cNvPr id="898643251" name="Picture 898643251"/>
+                    <pic:cNvPicPr/>
+                  </pic:nvPicPr>
+                  <pic:blipFill>
+                    <a:blip r:embed="rId37">
+                      <a:extLst>
+                        <a:ext uri="{28A0092B-C50C-407E-A947-70E740481C1C}">
+                          <a14:useLocalDpi xmlns:a14="http://schemas.microsoft.com/office/drawing/2010/main" val="0"/>
+                        </a:ext>
+                      </a:extLst>
+                    </a:blip>
+                    <a:stretch>
+                      <a:fillRect/>
+                    </a:stretch>
+                  </pic:blipFill>
+                  <pic:spPr>
+                    <a:xfrm>
+                      <a:off x="0" y="0"/>
+                      <a:ext cx="1152525" cy="5867400"/>
+                    </a:xfrm>
+                    <a:prstGeom prst="rect">
+                      <a:avLst/>
+                    </a:prstGeom>
+                  </pic:spPr>
+                </pic:pic>
+              </a:graphicData>
+            </a:graphic>
+          </wp:inline>
+        </w:drawing>
+      </w:r>
+    </w:p>
+    <w:p>
+      <w:pPr>
+        <w:jc w:val="center"/>
+      </w:pPr>
+      <w:r>
+        <w:t>Slika 2</w:t>
+      </w:r>
+      <w:r>
+        <w:t>3</w:t>
+      </w:r>
+      <w:r>
+        <w:t>: Prijava neprimjerenog oglasa</w:t>
+      </w:r>
+    </w:p>
+    <w:p>
+      <w:pPr>
+        <w:jc w:val="center"/>
+      </w:pPr>
+    </w:p>
+    <w:p>
+      <w:pPr>
+        <w:jc w:val="center"/>
+      </w:pPr>
+      <w:r>
+        <w:rPr>
+          <w:noProof/>
+          <w14:ligatures w14:val="standardContextual"/>
+        </w:rPr>
+        <w:lastRenderedPageBreak/>
+        <w:drawing>
+          <wp:inline distT="0" distB="0" distL="0" distR="0" wp14:anchorId="1A43B947" wp14:editId="251EEF2D">
+            <wp:extent cx="1152525" cy="4962525"/>
+            <wp:effectExtent l="0" t="0" r="9525" b="9525"/>
+            <wp:docPr id="1122832309" name="Picture 9"/>
+            <wp:cNvGraphicFramePr>
+              <a:graphicFrameLocks xmlns:a="http://schemas.openxmlformats.org/drawingml/2006/main" noChangeAspect="1"/>
+            </wp:cNvGraphicFramePr>
+            <a:graphic xmlns:a="http://schemas.openxmlformats.org/drawingml/2006/main">
+              <a:graphicData uri="http://schemas.openxmlformats.org/drawingml/2006/picture">
+                <pic:pic xmlns:pic="http://schemas.openxmlformats.org/drawingml/2006/picture">
+                  <pic:nvPicPr>
+                    <pic:cNvPr id="1122832309" name="Picture 1122832309"/>
+                    <pic:cNvPicPr/>
+                  </pic:nvPicPr>
+                  <pic:blipFill>
+                    <a:blip r:embed="rId38">
+                      <a:extLst>
+                        <a:ext uri="{28A0092B-C50C-407E-A947-70E740481C1C}">
+                          <a14:useLocalDpi xmlns:a14="http://schemas.microsoft.com/office/drawing/2010/main" val="0"/>
+                        </a:ext>
+                      </a:extLst>
+                    </a:blip>
+                    <a:stretch>
+                      <a:fillRect/>
+                    </a:stretch>
+                  </pic:blipFill>
+                  <pic:spPr>
+                    <a:xfrm>
+                      <a:off x="0" y="0"/>
+                      <a:ext cx="1152525" cy="4962525"/>
+                    </a:xfrm>
+                    <a:prstGeom prst="rect">
+                      <a:avLst/>
+                    </a:prstGeom>
+                  </pic:spPr>
+                </pic:pic>
+              </a:graphicData>
+            </a:graphic>
+          </wp:inline>
+        </w:drawing>
+      </w:r>
+    </w:p>
+    <w:p>
+      <w:pPr>
+        <w:jc w:val="center"/>
+      </w:pPr>
+      <w:r>
+        <w:t>Slika 24: Ocjenjivanje prodavača</w:t>
+      </w:r>
+    </w:p>
+    <w:p>
+      <w:pPr>
+        <w:jc w:val="center"/>
+      </w:pPr>
+      <w:r>
+        <w:rPr>
+          <w:noProof/>
+          <w14:ligatures w14:val="standardContextual"/>
+        </w:rPr>
+        <w:lastRenderedPageBreak/>
+        <w:drawing>
+          <wp:inline distT="0" distB="0" distL="0" distR="0" wp14:anchorId="41E7F0F5" wp14:editId="53C068B0">
+            <wp:extent cx="1152525" cy="5867400"/>
+            <wp:effectExtent l="0" t="0" r="9525" b="0"/>
+            <wp:docPr id="1596062593" name="Picture 10"/>
+            <wp:cNvGraphicFramePr>
+              <a:graphicFrameLocks xmlns:a="http://schemas.openxmlformats.org/drawingml/2006/main" noChangeAspect="1"/>
+            </wp:cNvGraphicFramePr>
+            <a:graphic xmlns:a="http://schemas.openxmlformats.org/drawingml/2006/main">
+              <a:graphicData uri="http://schemas.openxmlformats.org/drawingml/2006/picture">
+                <pic:pic xmlns:pic="http://schemas.openxmlformats.org/drawingml/2006/picture">
+                  <pic:nvPicPr>
+                    <pic:cNvPr id="1596062593" name="Picture 1596062593"/>
+                    <pic:cNvPicPr/>
+                  </pic:nvPicPr>
+                  <pic:blipFill>
+                    <a:blip r:embed="rId39">
+                      <a:extLst>
+                        <a:ext uri="{28A0092B-C50C-407E-A947-70E740481C1C}">
+                          <a14:useLocalDpi xmlns:a14="http://schemas.microsoft.com/office/drawing/2010/main" val="0"/>
+                        </a:ext>
+                      </a:extLst>
+                    </a:blip>
+                    <a:stretch>
+                      <a:fillRect/>
+                    </a:stretch>
+                  </pic:blipFill>
+                  <pic:spPr>
+                    <a:xfrm>
+                      <a:off x="0" y="0"/>
+                      <a:ext cx="1152525" cy="5867400"/>
+                    </a:xfrm>
+                    <a:prstGeom prst="rect">
+                      <a:avLst/>
+                    </a:prstGeom>
+                  </pic:spPr>
+                </pic:pic>
+              </a:graphicData>
+            </a:graphic>
+          </wp:inline>
+        </w:drawing>
+      </w:r>
+    </w:p>
+    <w:p>
+      <w:pPr>
+        <w:jc w:val="center"/>
+      </w:pPr>
+      <w:r>
+        <w:t>Slika 25: Razgovor između korisnika</w:t>
+      </w:r>
     </w:p>
     <w:p>
       <w:pPr>
         <w:pStyle w:val="Heading1"/>
       </w:pPr>
-      <w:bookmarkStart w:id="16" w:name="_Toc227061791"/>
-      <w:r>
-        <w:t xml:space="preserve">4. </w:t>
+      <w:bookmarkStart w:id="19" w:name="_Toc227502052"/>
+      <w:r>
+        <w:lastRenderedPageBreak/>
+        <w:t>3</w:t>
+      </w:r>
+      <w:r>
+        <w:t xml:space="preserve">. </w:t>
       </w:r>
       <w:r>
         <w:t>MODELIRANJE PODATAKA</w:t>
       </w:r>
-      <w:bookmarkEnd w:id="16"/>
+      <w:bookmarkEnd w:id="19"/>
     </w:p>
     <w:p>
       <w:pPr>
         <w:pStyle w:val="Heading2"/>
       </w:pPr>
-      <w:bookmarkStart w:id="17" w:name="_Toc227061792"/>
-      <w:r>
-        <w:t xml:space="preserve">4.1. </w:t>
+      <w:bookmarkStart w:id="20" w:name="_Toc227502053"/>
+      <w:r>
+        <w:t>3</w:t>
+      </w:r>
+      <w:r>
+        <w:t xml:space="preserve">.1. </w:t>
       </w:r>
       <w:r>
         <w:t>EV MODEL</w:t>
       </w:r>
-      <w:bookmarkEnd w:id="17"/>
+      <w:bookmarkEnd w:id="20"/>
     </w:p>
     <w:p>
       <w:pPr>
@@ -12453,7 +13319,7 @@
                     <pic:cNvPicPr/>
                   </pic:nvPicPr>
                   <pic:blipFill>
-                    <a:blip r:embed="rId29"/>
+                    <a:blip r:embed="rId40"/>
                     <a:stretch>
                       <a:fillRect/>
                     </a:stretch>
@@ -12502,14 +13368,17 @@
       <w:pPr>
         <w:pStyle w:val="Heading2"/>
       </w:pPr>
-      <w:bookmarkStart w:id="18" w:name="_Toc227061793"/>
-      <w:r>
-        <w:t xml:space="preserve">4.2. </w:t>
+      <w:bookmarkStart w:id="21" w:name="_Toc227502054"/>
+      <w:r>
+        <w:t>3</w:t>
+      </w:r>
+      <w:r>
+        <w:t xml:space="preserve">.2. </w:t>
       </w:r>
       <w:r>
         <w:t>OPIS EV MODELA</w:t>
       </w:r>
-      <w:bookmarkEnd w:id="18"/>
+      <w:bookmarkEnd w:id="21"/>
     </w:p>
     <w:p>
       <w:pPr>
@@ -12985,7 +13854,7 @@
               </w:rPr>
               <w:t xml:space="preserve">Email – </w:t>
             </w:r>
-            <w:hyperlink r:id="rId30" w:history="1">
+            <w:hyperlink r:id="rId41" w:history="1">
               <w:r>
                 <w:rPr>
                   <w:rStyle w:val="Hyperlink"/>
@@ -13165,7 +14034,6 @@
                 <w:szCs w:val="20"/>
                 <w:lang w:eastAsia="hr-HR"/>
               </w:rPr>
-              <w:lastRenderedPageBreak/>
               <w:t>OGLAS</w:t>
             </w:r>
           </w:p>
@@ -13416,6 +14284,7 @@
                 <w:szCs w:val="20"/>
                 <w:lang w:eastAsia="hr-HR"/>
               </w:rPr>
+              <w:lastRenderedPageBreak/>
               <w:t>Status – Aktivan / Prodan</w:t>
             </w:r>
           </w:p>
@@ -13486,6 +14355,7 @@
                 <w:szCs w:val="20"/>
                 <w:lang w:eastAsia="hr-HR"/>
               </w:rPr>
+              <w:lastRenderedPageBreak/>
               <w:t>Broj_oglasa</w:t>
             </w:r>
           </w:p>
@@ -15392,14 +16262,18 @@
       <w:pPr>
         <w:pStyle w:val="Heading2"/>
       </w:pPr>
-      <w:bookmarkStart w:id="19" w:name="_Toc227061794"/>
-      <w:r>
-        <w:t xml:space="preserve">4.3. </w:t>
+      <w:bookmarkStart w:id="22" w:name="_Toc227502055"/>
+      <w:r>
+        <w:lastRenderedPageBreak/>
+        <w:t>3</w:t>
+      </w:r>
+      <w:r>
+        <w:t xml:space="preserve">.3. </w:t>
       </w:r>
       <w:r>
         <w:t>RELACIJSKI MODEL</w:t>
       </w:r>
-      <w:bookmarkEnd w:id="19"/>
+      <w:bookmarkEnd w:id="22"/>
     </w:p>
     <w:p/>
     <w:tbl>
@@ -15958,7 +16832,7 @@
                     <pic:cNvPicPr/>
                   </pic:nvPicPr>
                   <pic:blipFill>
-                    <a:blip r:embed="rId31"/>
+                    <a:blip r:embed="rId42"/>
                     <a:stretch>
                       <a:fillRect/>
                     </a:stretch>
@@ -16004,7 +16878,7 @@
       </w:pPr>
     </w:p>
     <w:sectPr>
-      <w:footerReference w:type="default" r:id="rId32"/>
+      <w:footerReference w:type="default" r:id="rId43"/>
       <w:pgSz w:w="11906" w:h="16838"/>
       <w:pgMar w:top="1417" w:right="1417" w:bottom="1417" w:left="1417" w:header="708" w:footer="708" w:gutter="0"/>
       <w:pgNumType w:start="1"/>
@@ -18472,6 +19346,7 @@
   <w:style w:type="character" w:default="1" w:styleId="DefaultParagraphFont">
     <w:name w:val="Default Paragraph Font"/>
     <w:uiPriority w:val="1"/>
+    <w:semiHidden/>
     <w:unhideWhenUsed/>
   </w:style>
   <w:style w:type="table" w:default="1" w:styleId="TableNormal">
